--- a/docs/04-scenerio/wallet.docx
+++ b/docs/04-scenerio/wallet.docx
@@ -18,7 +18,7 @@
     </w:p>
     <w:tbl>
       <w:tblPr>
-        <w:tblStyle w:val="693"/>
+        <w:tblStyle w:val="912"/>
         <w:tblW w:w="9000" w:type="dxa"/>
         <w:tblBorders>
           <w:top w:val="single" w:color="000000" w:sz="8" w:space="0"/>
@@ -95,17 +95,7 @@
               <w:rPr/>
             </w:pPr>
             <w:r>
-              <w:rPr>
-                <w:rtl w:val="0"/>
-              </w:rPr>
-              <w:t xml:space="preserve">xem số dư</w:t>
-            </w:r>
-            <w:r>
-              <w:rPr>
-                <w:rtl w:val="0"/>
-                <w:lang w:val="en-US"/>
-              </w:rPr>
-              <w:t xml:space="preserve"> </w:t>
+              <w:t xml:space="preserve">Khóa số dư khi đặt Limit Buy Order</w:t>
             </w:r>
             <w:r/>
           </w:p>
@@ -165,10 +155,7 @@
               <w:rPr/>
             </w:pPr>
             <w:r>
-              <w:rPr>
-                <w:rtl w:val="0"/>
-              </w:rPr>
-              <w:t xml:space="preserve">order module</w:t>
+              <w:t xml:space="preserve">Order Module</w:t>
             </w:r>
             <w:r/>
           </w:p>
@@ -228,26 +215,7 @@
               <w:rPr/>
             </w:pPr>
             <w:r>
-              <w:rPr>
-                <w:rtl w:val="0"/>
-              </w:rPr>
-              <w:t xml:space="preserve">User có đủ Quote Asset.</w:t>
-            </w:r>
-            <w:r/>
-          </w:p>
-          <w:p>
-            <w:pPr>
-              <w:widowControl w:val="false"/>
-              <w:pBdr/>
-              <w:spacing w:line="240" w:lineRule="auto"/>
-              <w:ind/>
-              <w:rPr/>
-            </w:pPr>
-            <w:r>
-              <w:rPr>
-                <w:rtl w:val="0"/>
-              </w:rPr>
-              <w:t xml:space="preserve">Trading Pair đang hoạt động.</w:t>
+              <w:t xml:space="preserve">User có đủ Quote Asset. Trading Pair đang ACTIVE.</w:t>
             </w:r>
             <w:r/>
           </w:p>
@@ -385,31 +353,12 @@
                 <w:numId w:val="5"/>
               </w:numPr>
               <w:pBdr/>
-              <w:spacing w:after="240" w:line="240" w:lineRule="auto"/>
-              <w:ind w:hanging="360" w:left="720"/>
-              <w:rPr/>
-            </w:pPr>
-            <w:r>
-              <w:rPr>
-                <w:rtl w:val="0"/>
-              </w:rPr>
-              <w:t xml:space="preserve">Order Module tính giá trị Order:</w:t>
-            </w:r>
-            <w:r/>
-          </w:p>
-          <w:p>
-            <w:pPr>
-              <w:widowControl w:val="false"/>
-              <w:pBdr/>
               <w:spacing w:line="240" w:lineRule="auto"/>
               <w:ind w:hanging="360" w:left="720"/>
               <w:rPr/>
             </w:pPr>
             <w:r>
-              <w:rPr>
-                <w:rtl w:val="0"/>
-              </w:rPr>
-              <w:t xml:space="preserve">lockedAmount = price × quantity</w:t>
+              <w:t xml:space="preserve">Order Module tính giá trị Order: lockedAmount = price × quantity </w:t>
             </w:r>
             <w:r/>
           </w:p>
@@ -418,18 +367,18 @@
               <w:widowControl w:val="false"/>
               <w:numPr>
                 <w:ilvl w:val="0"/>
-                <w:numId w:val="4"/>
+                <w:numId w:val="5"/>
               </w:numPr>
               <w:pBdr/>
-              <w:spacing w:after="0" w:afterAutospacing="0" w:before="240" w:line="240" w:lineRule="auto"/>
+              <w:spacing w:line="240" w:lineRule="auto"/>
               <w:ind w:hanging="360" w:left="720"/>
               <w:rPr/>
             </w:pPr>
             <w:r>
-              <w:rPr>
-                <w:rtl w:val="0"/>
-              </w:rPr>
-              <w:t xml:space="preserve">Backend bắt đầu database transaction.</w:t>
+              <w:t xml:space="preserve">Backend bắt đầu dat</w:t>
+            </w:r>
+            <w:r>
+              <w:t xml:space="preserve">abase transaction. </w:t>
             </w:r>
             <w:r/>
           </w:p>
@@ -438,18 +387,15 @@
               <w:widowControl w:val="false"/>
               <w:numPr>
                 <w:ilvl w:val="0"/>
-                <w:numId w:val="4"/>
+                <w:numId w:val="5"/>
               </w:numPr>
               <w:pBdr/>
-              <w:spacing w:after="0" w:afterAutospacing="0" w:before="0" w:beforeAutospacing="0" w:line="240" w:lineRule="auto"/>
+              <w:spacing w:line="240" w:lineRule="auto"/>
               <w:ind w:hanging="360" w:left="720"/>
               <w:rPr/>
             </w:pPr>
             <w:r>
-              <w:rPr>
-                <w:rtl w:val="0"/>
-              </w:rPr>
-              <w:t xml:space="preserve">Backend khóa bản ghi Wallet.</w:t>
+              <w:t xml:space="preserve">Backend khóa bản ghi Wallet. </w:t>
             </w:r>
             <w:r/>
           </w:p>
@@ -458,17 +404,14 @@
               <w:widowControl w:val="false"/>
               <w:numPr>
                 <w:ilvl w:val="0"/>
-                <w:numId w:val="4"/>
+                <w:numId w:val="5"/>
               </w:numPr>
               <w:pBdr/>
-              <w:spacing w:after="0" w:afterAutospacing="0" w:before="0" w:beforeAutospacing="0" w:line="240" w:lineRule="auto"/>
+              <w:spacing w:line="240" w:lineRule="auto"/>
               <w:ind w:hanging="360" w:left="720"/>
               <w:rPr/>
             </w:pPr>
             <w:r>
-              <w:rPr>
-                <w:rtl w:val="0"/>
-              </w:rPr>
               <w:t xml:space="preserve">Backend kiểm tra Available Balance.</w:t>
             </w:r>
             <w:r/>
@@ -478,18 +421,15 @@
               <w:widowControl w:val="false"/>
               <w:numPr>
                 <w:ilvl w:val="0"/>
-                <w:numId w:val="4"/>
+                <w:numId w:val="5"/>
               </w:numPr>
               <w:pBdr/>
-              <w:spacing w:after="0" w:afterAutospacing="0" w:before="0" w:beforeAutospacing="0" w:line="240" w:lineRule="auto"/>
+              <w:spacing w:line="240" w:lineRule="auto"/>
               <w:ind w:hanging="360" w:left="720"/>
               <w:rPr/>
             </w:pPr>
             <w:r>
-              <w:rPr>
-                <w:rtl w:val="0"/>
-              </w:rPr>
-              <w:t xml:space="preserve">Backend trừ Available Balance.</w:t>
+              <w:t xml:space="preserve"> Backend trừ Available Balance. </w:t>
             </w:r>
             <w:r/>
           </w:p>
@@ -498,18 +438,15 @@
               <w:widowControl w:val="false"/>
               <w:numPr>
                 <w:ilvl w:val="0"/>
-                <w:numId w:val="4"/>
+                <w:numId w:val="5"/>
               </w:numPr>
               <w:pBdr/>
-              <w:spacing w:after="0" w:afterAutospacing="0" w:before="0" w:beforeAutospacing="0" w:line="240" w:lineRule="auto"/>
+              <w:spacing w:line="240" w:lineRule="auto"/>
               <w:ind w:hanging="360" w:left="720"/>
               <w:rPr/>
             </w:pPr>
             <w:r>
-              <w:rPr>
-                <w:rtl w:val="0"/>
-              </w:rPr>
-              <w:t xml:space="preserve">Backend cộng Locked Balance.</w:t>
+              <w:t xml:space="preserve">Backend cộng Locked Balance. </w:t>
             </w:r>
             <w:r/>
           </w:p>
@@ -518,32 +455,15 @@
               <w:widowControl w:val="false"/>
               <w:numPr>
                 <w:ilvl w:val="0"/>
-                <w:numId w:val="4"/>
+                <w:numId w:val="5"/>
               </w:numPr>
               <w:pBdr/>
-              <w:spacing w:after="0" w:afterAutospacing="0" w:before="0" w:beforeAutospacing="0" w:line="240" w:lineRule="auto"/>
+              <w:spacing w:line="240" w:lineRule="auto"/>
               <w:ind w:hanging="360" w:left="720"/>
               <w:rPr/>
             </w:pPr>
             <w:r>
-              <w:rPr>
-                <w:rtl w:val="0"/>
-              </w:rPr>
-              <w:t xml:space="preserve">Backend tạo Ledger Entry loại </w:t>
-            </w:r>
-            <w:r>
-              <w:rPr>
-                <w:rFonts w:ascii="Roboto Mono" w:hAnsi="Roboto Mono" w:eastAsia="Roboto Mono" w:cs="Roboto Mono"/>
-                <w:color w:val="188038"/>
-                <w:rtl w:val="0"/>
-              </w:rPr>
-              <w:t xml:space="preserve">ORDER_LOCK</w:t>
-            </w:r>
-            <w:r>
-              <w:rPr>
-                <w:rtl w:val="0"/>
-              </w:rPr>
-              <w:t xml:space="preserve">.</w:t>
+              <w:t xml:space="preserve">Backend tạo Ledger Entry cho AVAILABLE và LOCKED loại ORDER_LOCK. </w:t>
             </w:r>
             <w:r/>
           </w:p>
@@ -552,18 +472,15 @@
               <w:widowControl w:val="false"/>
               <w:numPr>
                 <w:ilvl w:val="0"/>
-                <w:numId w:val="4"/>
+                <w:numId w:val="5"/>
               </w:numPr>
               <w:pBdr/>
-              <w:spacing w:after="0" w:afterAutospacing="0" w:before="0" w:beforeAutospacing="0" w:line="240" w:lineRule="auto"/>
+              <w:spacing w:line="240" w:lineRule="auto"/>
               <w:ind w:hanging="360" w:left="720"/>
               <w:rPr/>
             </w:pPr>
             <w:r>
-              <w:rPr>
-                <w:rtl w:val="0"/>
-              </w:rPr>
-              <w:t xml:space="preserve">Backend tạo Order.</w:t>
+              <w:t xml:space="preserve">Backend tạo Order. </w:t>
             </w:r>
             <w:r/>
           </w:p>
@@ -572,19 +489,17 @@
               <w:widowControl w:val="false"/>
               <w:numPr>
                 <w:ilvl w:val="0"/>
-                <w:numId w:val="4"/>
+                <w:numId w:val="5"/>
               </w:numPr>
               <w:pBdr/>
-              <w:spacing w:after="240" w:before="0" w:beforeAutospacing="0" w:line="240" w:lineRule="auto"/>
+              <w:spacing w:line="240" w:lineRule="auto"/>
               <w:ind w:hanging="360" w:left="720"/>
               <w:rPr/>
             </w:pPr>
             <w:r>
-              <w:rPr>
-                <w:rtl w:val="0"/>
-              </w:rPr>
               <w:t xml:space="preserve">Backend commit transaction.</w:t>
             </w:r>
+            <w:r/>
             <w:r/>
           </w:p>
         </w:tc>
@@ -733,7 +648,7 @@
     </w:p>
     <w:tbl>
       <w:tblPr>
-        <w:tblStyle w:val="694"/>
+        <w:tblStyle w:val="913"/>
         <w:tblW w:w="9000" w:type="dxa"/>
         <w:tblBorders>
           <w:top w:val="single" w:color="000000" w:sz="8" w:space="0"/>
@@ -810,10 +725,7 @@
               <w:rPr/>
             </w:pPr>
             <w:r>
-              <w:rPr>
-                <w:rtl w:val="0"/>
-              </w:rPr>
-              <w:t xml:space="preserve">khóa số dư khi dặt sell order</w:t>
+              <w:t xml:space="preserve">Khóa số dư khi đặt Limit Sell Order</w:t>
             </w:r>
             <w:r/>
           </w:p>
@@ -873,10 +785,7 @@
               <w:rPr/>
             </w:pPr>
             <w:r>
-              <w:rPr>
-                <w:rtl w:val="0"/>
-              </w:rPr>
-              <w:t xml:space="preserve">Order Module </w:t>
+              <w:t xml:space="preserve">Order Module</w:t>
             </w:r>
             <w:r/>
           </w:p>
@@ -1077,31 +986,15 @@
                 <w:numId w:val="1"/>
               </w:numPr>
               <w:pBdr/>
-              <w:spacing w:after="240" w:line="240" w:lineRule="auto"/>
-              <w:ind w:hanging="360" w:left="720"/>
-              <w:rPr/>
-            </w:pPr>
-            <w:r>
-              <w:rPr>
-                <w:rtl w:val="0"/>
-              </w:rPr>
-              <w:t xml:space="preserve">Hệ thống xác định:</w:t>
-            </w:r>
-            <w:r/>
-          </w:p>
-          <w:p>
-            <w:pPr>
-              <w:widowControl w:val="false"/>
-              <w:pBdr/>
               <w:spacing w:line="240" w:lineRule="auto"/>
               <w:ind w:hanging="360" w:left="720"/>
               <w:rPr/>
             </w:pPr>
             <w:r>
-              <w:rPr>
-                <w:rtl w:val="0"/>
-              </w:rPr>
-              <w:t xml:space="preserve">lockedAmount = quantity</w:t>
+              <w:t xml:space="preserve">Hệ thống xác đ</w:t>
+            </w:r>
+            <w:r>
+              <w:t xml:space="preserve">ịnh: lockedAmount = quantity </w:t>
             </w:r>
             <w:r/>
           </w:p>
@@ -1110,18 +1003,15 @@
               <w:widowControl w:val="false"/>
               <w:numPr>
                 <w:ilvl w:val="0"/>
-                <w:numId w:val="2"/>
+                <w:numId w:val="1"/>
               </w:numPr>
               <w:pBdr/>
-              <w:spacing w:after="0" w:afterAutospacing="0" w:before="240" w:line="240" w:lineRule="auto"/>
+              <w:spacing w:line="240" w:lineRule="auto"/>
               <w:ind w:hanging="360" w:left="720"/>
               <w:rPr/>
             </w:pPr>
             <w:r>
-              <w:rPr>
-                <w:rtl w:val="0"/>
-              </w:rPr>
-              <w:t xml:space="preserve">Backend khóa Wallet Base Asset.</w:t>
+              <w:t xml:space="preserve">Backend khóa Wallet Base Asset. </w:t>
             </w:r>
             <w:r/>
           </w:p>
@@ -1130,18 +1020,15 @@
               <w:widowControl w:val="false"/>
               <w:numPr>
                 <w:ilvl w:val="0"/>
-                <w:numId w:val="2"/>
+                <w:numId w:val="1"/>
               </w:numPr>
               <w:pBdr/>
-              <w:spacing w:after="0" w:afterAutospacing="0" w:before="0" w:beforeAutospacing="0" w:line="240" w:lineRule="auto"/>
+              <w:spacing w:line="240" w:lineRule="auto"/>
               <w:ind w:hanging="360" w:left="720"/>
               <w:rPr/>
             </w:pPr>
             <w:r>
-              <w:rPr>
-                <w:rtl w:val="0"/>
-              </w:rPr>
-              <w:t xml:space="preserve">Backend kiểm tra Available Balance.</w:t>
+              <w:t xml:space="preserve">Backend kiểm tra Available Balance. </w:t>
             </w:r>
             <w:r/>
           </w:p>
@@ -1150,18 +1037,15 @@
               <w:widowControl w:val="false"/>
               <w:numPr>
                 <w:ilvl w:val="0"/>
-                <w:numId w:val="2"/>
+                <w:numId w:val="1"/>
               </w:numPr>
               <w:pBdr/>
-              <w:spacing w:after="0" w:afterAutospacing="0" w:before="0" w:beforeAutospacing="0" w:line="240" w:lineRule="auto"/>
+              <w:spacing w:line="240" w:lineRule="auto"/>
               <w:ind w:hanging="360" w:left="720"/>
               <w:rPr/>
             </w:pPr>
             <w:r>
-              <w:rPr>
-                <w:rtl w:val="0"/>
-              </w:rPr>
-              <w:t xml:space="preserve">Backend chuyển số dư từ Available sang Locked.</w:t>
+              <w:t xml:space="preserve">Backend chuyển số dư từ Available sang Locked. </w:t>
             </w:r>
             <w:r/>
           </w:p>
@@ -1170,18 +1054,15 @@
               <w:widowControl w:val="false"/>
               <w:numPr>
                 <w:ilvl w:val="0"/>
-                <w:numId w:val="2"/>
+                <w:numId w:val="1"/>
               </w:numPr>
               <w:pBdr/>
-              <w:spacing w:after="0" w:afterAutospacing="0" w:before="0" w:beforeAutospacing="0" w:line="240" w:lineRule="auto"/>
+              <w:spacing w:line="240" w:lineRule="auto"/>
               <w:ind w:hanging="360" w:left="720"/>
               <w:rPr/>
             </w:pPr>
             <w:r>
-              <w:rPr>
-                <w:rtl w:val="0"/>
-              </w:rPr>
-              <w:t xml:space="preserve">Backend tạo Ledger Entry.</w:t>
+              <w:t xml:space="preserve">Backend tạo Ledger Entry cho AVAILABLE và LOCKED loại ORDER_LOCK. </w:t>
             </w:r>
             <w:r/>
           </w:p>
@@ -1190,39 +1071,17 @@
               <w:widowControl w:val="false"/>
               <w:numPr>
                 <w:ilvl w:val="0"/>
-                <w:numId w:val="2"/>
+                <w:numId w:val="1"/>
               </w:numPr>
               <w:pBdr/>
-              <w:spacing w:after="0" w:afterAutospacing="0" w:before="0" w:beforeAutospacing="0" w:line="240" w:lineRule="auto"/>
+              <w:spacing w:line="240" w:lineRule="auto"/>
               <w:ind w:hanging="360" w:left="720"/>
               <w:rPr/>
             </w:pPr>
             <w:r>
-              <w:rPr>
-                <w:rtl w:val="0"/>
-              </w:rPr>
-              <w:t xml:space="preserve">Backend tạo Order.</w:t>
+              <w:t xml:space="preserve">Backend tạo Order. Backend commit transaction.</w:t>
             </w:r>
             <w:r/>
-          </w:p>
-          <w:p>
-            <w:pPr>
-              <w:widowControl w:val="false"/>
-              <w:numPr>
-                <w:ilvl w:val="0"/>
-                <w:numId w:val="2"/>
-              </w:numPr>
-              <w:pBdr/>
-              <w:spacing w:after="240" w:before="0" w:beforeAutospacing="0" w:line="240" w:lineRule="auto"/>
-              <w:ind w:hanging="360" w:left="720"/>
-              <w:rPr/>
-            </w:pPr>
-            <w:r>
-              <w:rPr>
-                <w:rtl w:val="0"/>
-              </w:rPr>
-              <w:t xml:space="preserve">Backend commit transaction.</w:t>
-            </w:r>
             <w:r/>
           </w:p>
         </w:tc>
@@ -1376,7 +1235,7 @@
     </w:p>
     <w:tbl>
       <w:tblPr>
-        <w:tblStyle w:val="695"/>
+        <w:tblStyle w:val="914"/>
         <w:tblW w:w="9000" w:type="dxa"/>
         <w:tblBorders>
           <w:top w:val="single" w:color="000000" w:sz="8" w:space="0"/>
@@ -1755,24 +1614,7 @@
               <w:rPr/>
             </w:pPr>
             <w:r>
-              <w:rPr>
-                <w:rtl w:val="0"/>
-              </w:rPr>
-              <w:t xml:space="preserve">Backend nhận event </w:t>
-            </w:r>
-            <w:r>
-              <w:rPr>
-                <w:rFonts w:ascii="Roboto Mono" w:hAnsi="Roboto Mono" w:eastAsia="Roboto Mono" w:cs="Roboto Mono"/>
-                <w:color w:val="188038"/>
-                <w:rtl w:val="0"/>
-              </w:rPr>
-              <w:t xml:space="preserve">OrderCancelled</w:t>
-            </w:r>
-            <w:r>
-              <w:rPr>
-                <w:rtl w:val="0"/>
-              </w:rPr>
-              <w:t xml:space="preserve">.</w:t>
+              <w:t xml:space="preserve">Backend nhận event OrderCancelled. </w:t>
             </w:r>
             <w:r/>
           </w:p>
@@ -1789,10 +1631,7 @@
               <w:rPr/>
             </w:pPr>
             <w:r>
-              <w:rPr>
-                <w:rtl w:val="0"/>
-              </w:rPr>
-              <w:t xml:space="preserve">Backend kiểm tra event chưa được xử lý.</w:t>
+              <w:t xml:space="preserve">Backend kiểm tra event chưa được xử lý. </w:t>
             </w:r>
             <w:r/>
           </w:p>
@@ -1809,10 +1648,10 @@
               <w:rPr/>
             </w:pPr>
             <w:r>
-              <w:rPr>
-                <w:rtl w:val="0"/>
-              </w:rPr>
-              <w:t xml:space="preserve">Backend bắt đầu transaction.</w:t>
+              <w:t xml:space="preserve">Backend bắt đầu transac</w:t>
+            </w:r>
+            <w:r>
+              <w:t xml:space="preserve">tion. </w:t>
             </w:r>
             <w:r/>
           </w:p>
@@ -1829,10 +1668,7 @@
               <w:rPr/>
             </w:pPr>
             <w:r>
-              <w:rPr>
-                <w:rtl w:val="0"/>
-              </w:rPr>
-              <w:t xml:space="preserve">Backend khóa Wallet.</w:t>
+              <w:t xml:space="preserve">Backend khóa Wallet. </w:t>
             </w:r>
             <w:r/>
           </w:p>
@@ -1849,10 +1685,7 @@
               <w:rPr/>
             </w:pPr>
             <w:r>
-              <w:rPr>
-                <w:rtl w:val="0"/>
-              </w:rPr>
-              <w:t xml:space="preserve">Backend tính số dư còn cần hoàn.</w:t>
+              <w:t xml:space="preserve">Backend tính số dư còn cần hoàn. </w:t>
             </w:r>
             <w:r/>
           </w:p>
@@ -1869,10 +1702,7 @@
               <w:rPr/>
             </w:pPr>
             <w:r>
-              <w:rPr>
-                <w:rtl w:val="0"/>
-              </w:rPr>
-              <w:t xml:space="preserve">Backend giảm Locked Balance.</w:t>
+              <w:t xml:space="preserve">Backend giảm Locked Balance. </w:t>
             </w:r>
             <w:r/>
           </w:p>
@@ -1889,10 +1719,7 @@
               <w:rPr/>
             </w:pPr>
             <w:r>
-              <w:rPr>
-                <w:rtl w:val="0"/>
-              </w:rPr>
-              <w:t xml:space="preserve">Backend tăng Available Balance.</w:t>
+              <w:t xml:space="preserve">Backend tăng Available Balance. </w:t>
             </w:r>
             <w:r/>
           </w:p>
@@ -1909,24 +1736,7 @@
               <w:rPr/>
             </w:pPr>
             <w:r>
-              <w:rPr>
-                <w:rtl w:val="0"/>
-              </w:rPr>
-              <w:t xml:space="preserve">Backend tạo Ledger Entry loại </w:t>
-            </w:r>
-            <w:r>
-              <w:rPr>
-                <w:rFonts w:ascii="Roboto Mono" w:hAnsi="Roboto Mono" w:eastAsia="Roboto Mono" w:cs="Roboto Mono"/>
-                <w:color w:val="188038"/>
-                <w:rtl w:val="0"/>
-              </w:rPr>
-              <w:t xml:space="preserve">ORDER_UNLOCK</w:t>
-            </w:r>
-            <w:r>
-              <w:rPr>
-                <w:rtl w:val="0"/>
-              </w:rPr>
-              <w:t xml:space="preserve">.</w:t>
+              <w:t xml:space="preserve">Backend tạo Ledger Entry cho LOCKED và AVAILABLE loại ORDER_UNLOCK. </w:t>
             </w:r>
             <w:r/>
           </w:p>
@@ -1943,24 +1753,7 @@
               <w:rPr/>
             </w:pPr>
             <w:r>
-              <w:rPr>
-                <w:rtl w:val="0"/>
-              </w:rPr>
-              <w:t xml:space="preserve">Backend cập nhật Order thành </w:t>
-            </w:r>
-            <w:r>
-              <w:rPr>
-                <w:rFonts w:ascii="Roboto Mono" w:hAnsi="Roboto Mono" w:eastAsia="Roboto Mono" w:cs="Roboto Mono"/>
-                <w:color w:val="188038"/>
-                <w:rtl w:val="0"/>
-              </w:rPr>
-              <w:t xml:space="preserve">CANCELLED</w:t>
-            </w:r>
-            <w:r>
-              <w:rPr>
-                <w:rtl w:val="0"/>
-              </w:rPr>
-              <w:t xml:space="preserve">.</w:t>
+              <w:t xml:space="preserve">Backend cập nhật Order thành CANCELLED. </w:t>
             </w:r>
             <w:r/>
           </w:p>
@@ -1977,11 +1770,9 @@
               <w:rPr/>
             </w:pPr>
             <w:r>
-              <w:rPr>
-                <w:rtl w:val="0"/>
-              </w:rPr>
               <w:t xml:space="preserve">Backend commit transaction.</w:t>
             </w:r>
+            <w:r/>
             <w:r/>
           </w:p>
         </w:tc>
@@ -2152,7 +1943,6 @@
         <w:ind/>
         <w:rPr/>
       </w:pPr>
-      <w:r/>
       <w:r>
         <w:separator/>
       </w:r>
@@ -2167,7 +1957,6 @@
         <w:ind/>
         <w:rPr/>
       </w:pPr>
-      <w:r/>
       <w:r>
         <w:continuationSeparator/>
       </w:r>
@@ -2187,7 +1976,6 @@
         <w:ind/>
         <w:rPr/>
       </w:pPr>
-      <w:r/>
       <w:r>
         <w:separator/>
       </w:r>
@@ -2202,7 +1990,6 @@
         <w:ind/>
         <w:rPr/>
       </w:pPr>
-      <w:r/>
       <w:r>
         <w:continuationSeparator/>
       </w:r>
@@ -3418,7 +3205,7 @@
     <w:lsdException w:name="Bibliography" w:uiPriority="37"/>
     <w:lsdException w:name="TOC Heading" w:uiPriority="39" w:qFormat="1"/>
   </w:latentStyles>
-  <w:style w:type="table" w:styleId="11" w:default="1">
+  <w:style w:type="table" w:styleId="721" w:default="1">
     <w:name w:val="Normal Table"/>
     <w:uiPriority w:val="99"/>
     <w:semiHidden/>
@@ -3611,9 +3398,9 @@
       </w:tcPr>
     </w:tblStylePr>
   </w:style>
-  <w:style w:type="table" w:styleId="12">
+  <w:style w:type="table" w:styleId="722">
     <w:name w:val="Table Grid"/>
-    <w:basedOn w:val="11"/>
+    <w:basedOn w:val="721"/>
     <w:uiPriority w:val="59"/>
     <w:pPr>
       <w:pBdr/>
@@ -3810,9 +3597,9 @@
       </w:tcPr>
     </w:tblStylePr>
   </w:style>
-  <w:style w:type="table" w:styleId="13">
+  <w:style w:type="table" w:styleId="723">
     <w:name w:val="Table Grid Light"/>
-    <w:basedOn w:val="11"/>
+    <w:basedOn w:val="721"/>
     <w:uiPriority w:val="59"/>
     <w:pPr>
       <w:pBdr/>
@@ -4009,9 +3796,9 @@
       </w:tcPr>
     </w:tblStylePr>
   </w:style>
-  <w:style w:type="table" w:styleId="14">
+  <w:style w:type="table" w:styleId="724">
     <w:name w:val="Plain Table 1"/>
-    <w:basedOn w:val="11"/>
+    <w:basedOn w:val="721"/>
     <w:uiPriority w:val="59"/>
     <w:pPr>
       <w:pBdr/>
@@ -4234,9 +4021,9 @@
       </w:tcPr>
     </w:tblStylePr>
   </w:style>
-  <w:style w:type="table" w:styleId="15">
+  <w:style w:type="table" w:styleId="725">
     <w:name w:val="Plain Table 2"/>
-    <w:basedOn w:val="11"/>
+    <w:basedOn w:val="721"/>
     <w:uiPriority w:val="59"/>
     <w:pPr>
       <w:pBdr/>
@@ -4467,9 +4254,9 @@
       </w:tcPr>
     </w:tblStylePr>
   </w:style>
-  <w:style w:type="table" w:styleId="16">
+  <w:style w:type="table" w:styleId="726">
     <w:name w:val="Plain Table 3"/>
-    <w:basedOn w:val="11"/>
+    <w:basedOn w:val="721"/>
     <w:uiPriority w:val="99"/>
     <w:pPr>
       <w:pBdr/>
@@ -4697,9 +4484,9 @@
       </w:tcPr>
     </w:tblStylePr>
   </w:style>
-  <w:style w:type="table" w:styleId="17">
+  <w:style w:type="table" w:styleId="727">
     <w:name w:val="Plain Table 4"/>
-    <w:basedOn w:val="11"/>
+    <w:basedOn w:val="721"/>
     <w:uiPriority w:val="99"/>
     <w:pPr>
       <w:pBdr/>
@@ -4913,9 +4700,9 @@
       </w:tcPr>
     </w:tblStylePr>
   </w:style>
-  <w:style w:type="table" w:styleId="18">
+  <w:style w:type="table" w:styleId="728">
     <w:name w:val="Plain Table 5"/>
-    <w:basedOn w:val="11"/>
+    <w:basedOn w:val="721"/>
     <w:uiPriority w:val="99"/>
     <w:pPr>
       <w:pBdr/>
@@ -5146,9 +4933,9 @@
       </w:tcPr>
     </w:tblStylePr>
   </w:style>
-  <w:style w:type="table" w:styleId="19">
+  <w:style w:type="table" w:styleId="729">
     <w:name w:val="Grid Table 1 Light"/>
-    <w:basedOn w:val="11"/>
+    <w:basedOn w:val="721"/>
     <w:uiPriority w:val="99"/>
     <w:pPr>
       <w:pBdr/>
@@ -5369,9 +5156,9 @@
       </w:tcPr>
     </w:tblStylePr>
   </w:style>
-  <w:style w:type="table" w:styleId="20">
+  <w:style w:type="table" w:styleId="730">
     <w:name w:val="Grid Table 1 Light - Accent 1"/>
-    <w:basedOn w:val="11"/>
+    <w:basedOn w:val="721"/>
     <w:uiPriority w:val="99"/>
     <w:pPr>
       <w:pBdr/>
@@ -5592,9 +5379,9 @@
       </w:tcPr>
     </w:tblStylePr>
   </w:style>
-  <w:style w:type="table" w:styleId="21">
+  <w:style w:type="table" w:styleId="731">
     <w:name w:val="Grid Table 1 Light - Accent 2"/>
-    <w:basedOn w:val="11"/>
+    <w:basedOn w:val="721"/>
     <w:uiPriority w:val="99"/>
     <w:pPr>
       <w:pBdr/>
@@ -5815,9 +5602,9 @@
       </w:tcPr>
     </w:tblStylePr>
   </w:style>
-  <w:style w:type="table" w:styleId="22">
+  <w:style w:type="table" w:styleId="732">
     <w:name w:val="Grid Table 1 Light - Accent 3"/>
-    <w:basedOn w:val="11"/>
+    <w:basedOn w:val="721"/>
     <w:uiPriority w:val="99"/>
     <w:pPr>
       <w:pBdr/>
@@ -6038,9 +5825,9 @@
       </w:tcPr>
     </w:tblStylePr>
   </w:style>
-  <w:style w:type="table" w:styleId="23">
+  <w:style w:type="table" w:styleId="733">
     <w:name w:val="Grid Table 1 Light - Accent 4"/>
-    <w:basedOn w:val="11"/>
+    <w:basedOn w:val="721"/>
     <w:uiPriority w:val="99"/>
     <w:pPr>
       <w:pBdr/>
@@ -6261,9 +6048,9 @@
       </w:tcPr>
     </w:tblStylePr>
   </w:style>
-  <w:style w:type="table" w:styleId="24">
+  <w:style w:type="table" w:styleId="734">
     <w:name w:val="Grid Table 1 Light - Accent 5"/>
-    <w:basedOn w:val="11"/>
+    <w:basedOn w:val="721"/>
     <w:uiPriority w:val="99"/>
     <w:pPr>
       <w:pBdr/>
@@ -6484,9 +6271,9 @@
       </w:tcPr>
     </w:tblStylePr>
   </w:style>
-  <w:style w:type="table" w:styleId="25">
+  <w:style w:type="table" w:styleId="735">
     <w:name w:val="Grid Table 1 Light - Accent 6"/>
-    <w:basedOn w:val="11"/>
+    <w:basedOn w:val="721"/>
     <w:uiPriority w:val="99"/>
     <w:pPr>
       <w:pBdr/>
@@ -6707,9 +6494,9 @@
       </w:tcPr>
     </w:tblStylePr>
   </w:style>
-  <w:style w:type="table" w:styleId="26">
+  <w:style w:type="table" w:styleId="736">
     <w:name w:val="Grid Table 2"/>
-    <w:basedOn w:val="11"/>
+    <w:basedOn w:val="721"/>
     <w:uiPriority w:val="99"/>
     <w:pPr>
       <w:pBdr/>
@@ -6939,9 +6726,9 @@
       </w:tcPr>
     </w:tblStylePr>
   </w:style>
-  <w:style w:type="table" w:styleId="27">
+  <w:style w:type="table" w:styleId="737">
     <w:name w:val="Grid Table 2 - Accent 1"/>
-    <w:basedOn w:val="11"/>
+    <w:basedOn w:val="721"/>
     <w:uiPriority w:val="99"/>
     <w:pPr>
       <w:pBdr/>
@@ -7171,9 +6958,9 @@
       </w:tcPr>
     </w:tblStylePr>
   </w:style>
-  <w:style w:type="table" w:styleId="28">
+  <w:style w:type="table" w:styleId="738">
     <w:name w:val="Grid Table 2 - Accent 2"/>
-    <w:basedOn w:val="11"/>
+    <w:basedOn w:val="721"/>
     <w:uiPriority w:val="99"/>
     <w:pPr>
       <w:pBdr/>
@@ -7403,9 +7190,9 @@
       </w:tcPr>
     </w:tblStylePr>
   </w:style>
-  <w:style w:type="table" w:styleId="29">
+  <w:style w:type="table" w:styleId="739">
     <w:name w:val="Grid Table 2 - Accent 3"/>
-    <w:basedOn w:val="11"/>
+    <w:basedOn w:val="721"/>
     <w:uiPriority w:val="99"/>
     <w:pPr>
       <w:pBdr/>
@@ -7635,9 +7422,9 @@
       </w:tcPr>
     </w:tblStylePr>
   </w:style>
-  <w:style w:type="table" w:styleId="30">
+  <w:style w:type="table" w:styleId="740">
     <w:name w:val="Grid Table 2 - Accent 4"/>
-    <w:basedOn w:val="11"/>
+    <w:basedOn w:val="721"/>
     <w:uiPriority w:val="99"/>
     <w:pPr>
       <w:pBdr/>
@@ -7867,9 +7654,9 @@
       </w:tcPr>
     </w:tblStylePr>
   </w:style>
-  <w:style w:type="table" w:styleId="31">
+  <w:style w:type="table" w:styleId="741">
     <w:name w:val="Grid Table 2 - Accent 5"/>
-    <w:basedOn w:val="11"/>
+    <w:basedOn w:val="721"/>
     <w:uiPriority w:val="99"/>
     <w:pPr>
       <w:pBdr/>
@@ -8099,9 +7886,9 @@
       </w:tcPr>
     </w:tblStylePr>
   </w:style>
-  <w:style w:type="table" w:styleId="32">
+  <w:style w:type="table" w:styleId="742">
     <w:name w:val="Grid Table 2 - Accent 6"/>
-    <w:basedOn w:val="11"/>
+    <w:basedOn w:val="721"/>
     <w:uiPriority w:val="99"/>
     <w:pPr>
       <w:pBdr/>
@@ -8331,9 +8118,9 @@
       </w:tcPr>
     </w:tblStylePr>
   </w:style>
-  <w:style w:type="table" w:styleId="33">
+  <w:style w:type="table" w:styleId="743">
     <w:name w:val="Grid Table 3"/>
-    <w:basedOn w:val="11"/>
+    <w:basedOn w:val="721"/>
     <w:uiPriority w:val="99"/>
     <w:pPr>
       <w:pBdr/>
@@ -8432,29 +8219,6 @@
         <w:tblBorders/>
       </w:tblPr>
       <w:tcPr>
-        <w:shd w:color="ffffff"/>
-        <w:tcBorders>
-          <w:top w:val="none" w:color="000000" w:sz="4" w:space="0"/>
-          <w:left w:val="none" w:color="000000" w:sz="4" w:space="0"/>
-          <w:bottom w:val="none" w:color="000000" w:sz="4" w:space="0"/>
-          <w:right w:val="none" w:color="000000" w:sz="4" w:space="0"/>
-        </w:tcBorders>
-      </w:tcPr>
-    </w:tblStylePr>
-    <w:tblStylePr w:type="firstRow">
-      <w:rPr>
-        <w:b/>
-        <w:color w:val="404040"/>
-      </w:rPr>
-      <w:pPr>
-        <w:pBdr/>
-        <w:spacing/>
-        <w:ind/>
-      </w:pPr>
-      <w:tblPr>
-        <w:tblBorders/>
-      </w:tblPr>
-      <w:tcPr>
         <w:shd w:val="clear" w:color="ffffff"/>
         <w:tcBorders>
           <w:top w:val="none" w:color="000000" w:sz="4" w:space="0"/>
@@ -8464,30 +8228,7 @@
         </w:tcBorders>
       </w:tcPr>
     </w:tblStylePr>
-    <w:tblStylePr w:type="lastCol">
-      <w:rPr>
-        <w:i/>
-        <w:color w:val="404040"/>
-      </w:rPr>
-      <w:pPr>
-        <w:pBdr/>
-        <w:spacing/>
-        <w:ind/>
-      </w:pPr>
-      <w:tblPr>
-        <w:tblBorders/>
-      </w:tblPr>
-      <w:tcPr>
-        <w:shd w:color="ffffff"/>
-        <w:tcBorders>
-          <w:top w:val="none" w:color="000000" w:sz="4" w:space="0"/>
-          <w:left w:val="none" w:color="000000" w:sz="4" w:space="0"/>
-          <w:bottom w:val="none" w:color="000000" w:sz="4" w:space="0"/>
-          <w:right w:val="none" w:color="000000" w:sz="4" w:space="0"/>
-        </w:tcBorders>
-      </w:tcPr>
-    </w:tblStylePr>
-    <w:tblStylePr w:type="lastRow">
+    <w:tblStylePr w:type="firstRow">
       <w:rPr>
         <w:b/>
         <w:color w:val="404040"/>
@@ -8510,6 +8251,52 @@
         </w:tcBorders>
       </w:tcPr>
     </w:tblStylePr>
+    <w:tblStylePr w:type="lastCol">
+      <w:rPr>
+        <w:i/>
+        <w:color w:val="404040"/>
+      </w:rPr>
+      <w:pPr>
+        <w:pBdr/>
+        <w:spacing/>
+        <w:ind/>
+      </w:pPr>
+      <w:tblPr>
+        <w:tblBorders/>
+      </w:tblPr>
+      <w:tcPr>
+        <w:shd w:val="clear" w:color="ffffff"/>
+        <w:tcBorders>
+          <w:top w:val="none" w:color="000000" w:sz="4" w:space="0"/>
+          <w:left w:val="none" w:color="000000" w:sz="4" w:space="0"/>
+          <w:bottom w:val="none" w:color="000000" w:sz="4" w:space="0"/>
+          <w:right w:val="none" w:color="000000" w:sz="4" w:space="0"/>
+        </w:tcBorders>
+      </w:tcPr>
+    </w:tblStylePr>
+    <w:tblStylePr w:type="lastRow">
+      <w:rPr>
+        <w:b/>
+        <w:color w:val="404040"/>
+      </w:rPr>
+      <w:pPr>
+        <w:pBdr/>
+        <w:spacing/>
+        <w:ind/>
+      </w:pPr>
+      <w:tblPr>
+        <w:tblBorders/>
+      </w:tblPr>
+      <w:tcPr>
+        <w:shd w:val="clear" w:color="ffffff"/>
+        <w:tcBorders>
+          <w:top w:val="none" w:color="000000" w:sz="4" w:space="0"/>
+          <w:left w:val="none" w:color="000000" w:sz="4" w:space="0"/>
+          <w:bottom w:val="none" w:color="000000" w:sz="4" w:space="0"/>
+          <w:right w:val="none" w:color="000000" w:sz="4" w:space="0"/>
+        </w:tcBorders>
+      </w:tcPr>
+    </w:tblStylePr>
     <w:tblStylePr w:type="nwCell">
       <w:pPr>
         <w:pBdr/>
@@ -8576,9 +8363,9 @@
       </w:tcPr>
     </w:tblStylePr>
   </w:style>
-  <w:style w:type="table" w:styleId="34">
+  <w:style w:type="table" w:styleId="744">
     <w:name w:val="Grid Table 3 - Accent 1"/>
-    <w:basedOn w:val="11"/>
+    <w:basedOn w:val="721"/>
     <w:uiPriority w:val="99"/>
     <w:pPr>
       <w:pBdr/>
@@ -8677,29 +8464,6 @@
         <w:tblBorders/>
       </w:tblPr>
       <w:tcPr>
-        <w:shd w:color="ffffff"/>
-        <w:tcBorders>
-          <w:top w:val="none" w:color="000000" w:sz="4" w:space="0"/>
-          <w:left w:val="none" w:color="000000" w:sz="4" w:space="0"/>
-          <w:bottom w:val="none" w:color="000000" w:sz="4" w:space="0"/>
-          <w:right w:val="none" w:color="000000" w:sz="4" w:space="0"/>
-        </w:tcBorders>
-      </w:tcPr>
-    </w:tblStylePr>
-    <w:tblStylePr w:type="firstRow">
-      <w:rPr>
-        <w:b/>
-        <w:color w:val="404040"/>
-      </w:rPr>
-      <w:pPr>
-        <w:pBdr/>
-        <w:spacing/>
-        <w:ind/>
-      </w:pPr>
-      <w:tblPr>
-        <w:tblBorders/>
-      </w:tblPr>
-      <w:tcPr>
         <w:shd w:val="clear" w:color="ffffff"/>
         <w:tcBorders>
           <w:top w:val="none" w:color="000000" w:sz="4" w:space="0"/>
@@ -8709,30 +8473,7 @@
         </w:tcBorders>
       </w:tcPr>
     </w:tblStylePr>
-    <w:tblStylePr w:type="lastCol">
-      <w:rPr>
-        <w:i/>
-        <w:color w:val="404040"/>
-      </w:rPr>
-      <w:pPr>
-        <w:pBdr/>
-        <w:spacing/>
-        <w:ind/>
-      </w:pPr>
-      <w:tblPr>
-        <w:tblBorders/>
-      </w:tblPr>
-      <w:tcPr>
-        <w:shd w:color="ffffff"/>
-        <w:tcBorders>
-          <w:top w:val="none" w:color="000000" w:sz="4" w:space="0"/>
-          <w:left w:val="none" w:color="000000" w:sz="4" w:space="0"/>
-          <w:bottom w:val="none" w:color="000000" w:sz="4" w:space="0"/>
-          <w:right w:val="none" w:color="000000" w:sz="4" w:space="0"/>
-        </w:tcBorders>
-      </w:tcPr>
-    </w:tblStylePr>
-    <w:tblStylePr w:type="lastRow">
+    <w:tblStylePr w:type="firstRow">
       <w:rPr>
         <w:b/>
         <w:color w:val="404040"/>
@@ -8755,6 +8496,52 @@
         </w:tcBorders>
       </w:tcPr>
     </w:tblStylePr>
+    <w:tblStylePr w:type="lastCol">
+      <w:rPr>
+        <w:i/>
+        <w:color w:val="404040"/>
+      </w:rPr>
+      <w:pPr>
+        <w:pBdr/>
+        <w:spacing/>
+        <w:ind/>
+      </w:pPr>
+      <w:tblPr>
+        <w:tblBorders/>
+      </w:tblPr>
+      <w:tcPr>
+        <w:shd w:val="clear" w:color="ffffff"/>
+        <w:tcBorders>
+          <w:top w:val="none" w:color="000000" w:sz="4" w:space="0"/>
+          <w:left w:val="none" w:color="000000" w:sz="4" w:space="0"/>
+          <w:bottom w:val="none" w:color="000000" w:sz="4" w:space="0"/>
+          <w:right w:val="none" w:color="000000" w:sz="4" w:space="0"/>
+        </w:tcBorders>
+      </w:tcPr>
+    </w:tblStylePr>
+    <w:tblStylePr w:type="lastRow">
+      <w:rPr>
+        <w:b/>
+        <w:color w:val="404040"/>
+      </w:rPr>
+      <w:pPr>
+        <w:pBdr/>
+        <w:spacing/>
+        <w:ind/>
+      </w:pPr>
+      <w:tblPr>
+        <w:tblBorders/>
+      </w:tblPr>
+      <w:tcPr>
+        <w:shd w:val="clear" w:color="ffffff"/>
+        <w:tcBorders>
+          <w:top w:val="none" w:color="000000" w:sz="4" w:space="0"/>
+          <w:left w:val="none" w:color="000000" w:sz="4" w:space="0"/>
+          <w:bottom w:val="none" w:color="000000" w:sz="4" w:space="0"/>
+          <w:right w:val="none" w:color="000000" w:sz="4" w:space="0"/>
+        </w:tcBorders>
+      </w:tcPr>
+    </w:tblStylePr>
     <w:tblStylePr w:type="nwCell">
       <w:pPr>
         <w:pBdr/>
@@ -8821,9 +8608,9 @@
       </w:tcPr>
     </w:tblStylePr>
   </w:style>
-  <w:style w:type="table" w:styleId="35">
+  <w:style w:type="table" w:styleId="745">
     <w:name w:val="Grid Table 3 - Accent 2"/>
-    <w:basedOn w:val="11"/>
+    <w:basedOn w:val="721"/>
     <w:uiPriority w:val="99"/>
     <w:pPr>
       <w:pBdr/>
@@ -8922,29 +8709,6 @@
         <w:tblBorders/>
       </w:tblPr>
       <w:tcPr>
-        <w:shd w:color="ffffff"/>
-        <w:tcBorders>
-          <w:top w:val="none" w:color="000000" w:sz="4" w:space="0"/>
-          <w:left w:val="none" w:color="000000" w:sz="4" w:space="0"/>
-          <w:bottom w:val="none" w:color="000000" w:sz="4" w:space="0"/>
-          <w:right w:val="none" w:color="000000" w:sz="4" w:space="0"/>
-        </w:tcBorders>
-      </w:tcPr>
-    </w:tblStylePr>
-    <w:tblStylePr w:type="firstRow">
-      <w:rPr>
-        <w:b/>
-        <w:color w:val="404040"/>
-      </w:rPr>
-      <w:pPr>
-        <w:pBdr/>
-        <w:spacing/>
-        <w:ind/>
-      </w:pPr>
-      <w:tblPr>
-        <w:tblBorders/>
-      </w:tblPr>
-      <w:tcPr>
         <w:shd w:val="clear" w:color="ffffff"/>
         <w:tcBorders>
           <w:top w:val="none" w:color="000000" w:sz="4" w:space="0"/>
@@ -8954,30 +8718,7 @@
         </w:tcBorders>
       </w:tcPr>
     </w:tblStylePr>
-    <w:tblStylePr w:type="lastCol">
-      <w:rPr>
-        <w:i/>
-        <w:color w:val="404040"/>
-      </w:rPr>
-      <w:pPr>
-        <w:pBdr/>
-        <w:spacing/>
-        <w:ind/>
-      </w:pPr>
-      <w:tblPr>
-        <w:tblBorders/>
-      </w:tblPr>
-      <w:tcPr>
-        <w:shd w:color="ffffff"/>
-        <w:tcBorders>
-          <w:top w:val="none" w:color="000000" w:sz="4" w:space="0"/>
-          <w:left w:val="none" w:color="000000" w:sz="4" w:space="0"/>
-          <w:bottom w:val="none" w:color="000000" w:sz="4" w:space="0"/>
-          <w:right w:val="none" w:color="000000" w:sz="4" w:space="0"/>
-        </w:tcBorders>
-      </w:tcPr>
-    </w:tblStylePr>
-    <w:tblStylePr w:type="lastRow">
+    <w:tblStylePr w:type="firstRow">
       <w:rPr>
         <w:b/>
         <w:color w:val="404040"/>
@@ -9000,6 +8741,52 @@
         </w:tcBorders>
       </w:tcPr>
     </w:tblStylePr>
+    <w:tblStylePr w:type="lastCol">
+      <w:rPr>
+        <w:i/>
+        <w:color w:val="404040"/>
+      </w:rPr>
+      <w:pPr>
+        <w:pBdr/>
+        <w:spacing/>
+        <w:ind/>
+      </w:pPr>
+      <w:tblPr>
+        <w:tblBorders/>
+      </w:tblPr>
+      <w:tcPr>
+        <w:shd w:val="clear" w:color="ffffff"/>
+        <w:tcBorders>
+          <w:top w:val="none" w:color="000000" w:sz="4" w:space="0"/>
+          <w:left w:val="none" w:color="000000" w:sz="4" w:space="0"/>
+          <w:bottom w:val="none" w:color="000000" w:sz="4" w:space="0"/>
+          <w:right w:val="none" w:color="000000" w:sz="4" w:space="0"/>
+        </w:tcBorders>
+      </w:tcPr>
+    </w:tblStylePr>
+    <w:tblStylePr w:type="lastRow">
+      <w:rPr>
+        <w:b/>
+        <w:color w:val="404040"/>
+      </w:rPr>
+      <w:pPr>
+        <w:pBdr/>
+        <w:spacing/>
+        <w:ind/>
+      </w:pPr>
+      <w:tblPr>
+        <w:tblBorders/>
+      </w:tblPr>
+      <w:tcPr>
+        <w:shd w:val="clear" w:color="ffffff"/>
+        <w:tcBorders>
+          <w:top w:val="none" w:color="000000" w:sz="4" w:space="0"/>
+          <w:left w:val="none" w:color="000000" w:sz="4" w:space="0"/>
+          <w:bottom w:val="none" w:color="000000" w:sz="4" w:space="0"/>
+          <w:right w:val="none" w:color="000000" w:sz="4" w:space="0"/>
+        </w:tcBorders>
+      </w:tcPr>
+    </w:tblStylePr>
     <w:tblStylePr w:type="nwCell">
       <w:pPr>
         <w:pBdr/>
@@ -9066,9 +8853,9 @@
       </w:tcPr>
     </w:tblStylePr>
   </w:style>
-  <w:style w:type="table" w:styleId="36">
+  <w:style w:type="table" w:styleId="746">
     <w:name w:val="Grid Table 3 - Accent 3"/>
-    <w:basedOn w:val="11"/>
+    <w:basedOn w:val="721"/>
     <w:uiPriority w:val="99"/>
     <w:pPr>
       <w:pBdr/>
@@ -9167,29 +8954,6 @@
         <w:tblBorders/>
       </w:tblPr>
       <w:tcPr>
-        <w:shd w:color="ffffff"/>
-        <w:tcBorders>
-          <w:top w:val="none" w:color="000000" w:sz="4" w:space="0"/>
-          <w:left w:val="none" w:color="000000" w:sz="4" w:space="0"/>
-          <w:bottom w:val="none" w:color="000000" w:sz="4" w:space="0"/>
-          <w:right w:val="none" w:color="000000" w:sz="4" w:space="0"/>
-        </w:tcBorders>
-      </w:tcPr>
-    </w:tblStylePr>
-    <w:tblStylePr w:type="firstRow">
-      <w:rPr>
-        <w:b/>
-        <w:color w:val="404040"/>
-      </w:rPr>
-      <w:pPr>
-        <w:pBdr/>
-        <w:spacing/>
-        <w:ind/>
-      </w:pPr>
-      <w:tblPr>
-        <w:tblBorders/>
-      </w:tblPr>
-      <w:tcPr>
         <w:shd w:val="clear" w:color="ffffff"/>
         <w:tcBorders>
           <w:top w:val="none" w:color="000000" w:sz="4" w:space="0"/>
@@ -9199,30 +8963,7 @@
         </w:tcBorders>
       </w:tcPr>
     </w:tblStylePr>
-    <w:tblStylePr w:type="lastCol">
-      <w:rPr>
-        <w:i/>
-        <w:color w:val="404040"/>
-      </w:rPr>
-      <w:pPr>
-        <w:pBdr/>
-        <w:spacing/>
-        <w:ind/>
-      </w:pPr>
-      <w:tblPr>
-        <w:tblBorders/>
-      </w:tblPr>
-      <w:tcPr>
-        <w:shd w:color="ffffff"/>
-        <w:tcBorders>
-          <w:top w:val="none" w:color="000000" w:sz="4" w:space="0"/>
-          <w:left w:val="none" w:color="000000" w:sz="4" w:space="0"/>
-          <w:bottom w:val="none" w:color="000000" w:sz="4" w:space="0"/>
-          <w:right w:val="none" w:color="000000" w:sz="4" w:space="0"/>
-        </w:tcBorders>
-      </w:tcPr>
-    </w:tblStylePr>
-    <w:tblStylePr w:type="lastRow">
+    <w:tblStylePr w:type="firstRow">
       <w:rPr>
         <w:b/>
         <w:color w:val="404040"/>
@@ -9245,6 +8986,52 @@
         </w:tcBorders>
       </w:tcPr>
     </w:tblStylePr>
+    <w:tblStylePr w:type="lastCol">
+      <w:rPr>
+        <w:i/>
+        <w:color w:val="404040"/>
+      </w:rPr>
+      <w:pPr>
+        <w:pBdr/>
+        <w:spacing/>
+        <w:ind/>
+      </w:pPr>
+      <w:tblPr>
+        <w:tblBorders/>
+      </w:tblPr>
+      <w:tcPr>
+        <w:shd w:val="clear" w:color="ffffff"/>
+        <w:tcBorders>
+          <w:top w:val="none" w:color="000000" w:sz="4" w:space="0"/>
+          <w:left w:val="none" w:color="000000" w:sz="4" w:space="0"/>
+          <w:bottom w:val="none" w:color="000000" w:sz="4" w:space="0"/>
+          <w:right w:val="none" w:color="000000" w:sz="4" w:space="0"/>
+        </w:tcBorders>
+      </w:tcPr>
+    </w:tblStylePr>
+    <w:tblStylePr w:type="lastRow">
+      <w:rPr>
+        <w:b/>
+        <w:color w:val="404040"/>
+      </w:rPr>
+      <w:pPr>
+        <w:pBdr/>
+        <w:spacing/>
+        <w:ind/>
+      </w:pPr>
+      <w:tblPr>
+        <w:tblBorders/>
+      </w:tblPr>
+      <w:tcPr>
+        <w:shd w:val="clear" w:color="ffffff"/>
+        <w:tcBorders>
+          <w:top w:val="none" w:color="000000" w:sz="4" w:space="0"/>
+          <w:left w:val="none" w:color="000000" w:sz="4" w:space="0"/>
+          <w:bottom w:val="none" w:color="000000" w:sz="4" w:space="0"/>
+          <w:right w:val="none" w:color="000000" w:sz="4" w:space="0"/>
+        </w:tcBorders>
+      </w:tcPr>
+    </w:tblStylePr>
     <w:tblStylePr w:type="nwCell">
       <w:pPr>
         <w:pBdr/>
@@ -9311,9 +9098,9 @@
       </w:tcPr>
     </w:tblStylePr>
   </w:style>
-  <w:style w:type="table" w:styleId="37">
+  <w:style w:type="table" w:styleId="747">
     <w:name w:val="Grid Table 3 - Accent 4"/>
-    <w:basedOn w:val="11"/>
+    <w:basedOn w:val="721"/>
     <w:uiPriority w:val="99"/>
     <w:pPr>
       <w:pBdr/>
@@ -9412,29 +9199,6 @@
         <w:tblBorders/>
       </w:tblPr>
       <w:tcPr>
-        <w:shd w:color="ffffff"/>
-        <w:tcBorders>
-          <w:top w:val="none" w:color="000000" w:sz="4" w:space="0"/>
-          <w:left w:val="none" w:color="000000" w:sz="4" w:space="0"/>
-          <w:bottom w:val="none" w:color="000000" w:sz="4" w:space="0"/>
-          <w:right w:val="none" w:color="000000" w:sz="4" w:space="0"/>
-        </w:tcBorders>
-      </w:tcPr>
-    </w:tblStylePr>
-    <w:tblStylePr w:type="firstRow">
-      <w:rPr>
-        <w:b/>
-        <w:color w:val="404040"/>
-      </w:rPr>
-      <w:pPr>
-        <w:pBdr/>
-        <w:spacing/>
-        <w:ind/>
-      </w:pPr>
-      <w:tblPr>
-        <w:tblBorders/>
-      </w:tblPr>
-      <w:tcPr>
         <w:shd w:val="clear" w:color="ffffff"/>
         <w:tcBorders>
           <w:top w:val="none" w:color="000000" w:sz="4" w:space="0"/>
@@ -9444,30 +9208,7 @@
         </w:tcBorders>
       </w:tcPr>
     </w:tblStylePr>
-    <w:tblStylePr w:type="lastCol">
-      <w:rPr>
-        <w:i/>
-        <w:color w:val="404040"/>
-      </w:rPr>
-      <w:pPr>
-        <w:pBdr/>
-        <w:spacing/>
-        <w:ind/>
-      </w:pPr>
-      <w:tblPr>
-        <w:tblBorders/>
-      </w:tblPr>
-      <w:tcPr>
-        <w:shd w:color="ffffff"/>
-        <w:tcBorders>
-          <w:top w:val="none" w:color="000000" w:sz="4" w:space="0"/>
-          <w:left w:val="none" w:color="000000" w:sz="4" w:space="0"/>
-          <w:bottom w:val="none" w:color="000000" w:sz="4" w:space="0"/>
-          <w:right w:val="none" w:color="000000" w:sz="4" w:space="0"/>
-        </w:tcBorders>
-      </w:tcPr>
-    </w:tblStylePr>
-    <w:tblStylePr w:type="lastRow">
+    <w:tblStylePr w:type="firstRow">
       <w:rPr>
         <w:b/>
         <w:color w:val="404040"/>
@@ -9490,6 +9231,52 @@
         </w:tcBorders>
       </w:tcPr>
     </w:tblStylePr>
+    <w:tblStylePr w:type="lastCol">
+      <w:rPr>
+        <w:i/>
+        <w:color w:val="404040"/>
+      </w:rPr>
+      <w:pPr>
+        <w:pBdr/>
+        <w:spacing/>
+        <w:ind/>
+      </w:pPr>
+      <w:tblPr>
+        <w:tblBorders/>
+      </w:tblPr>
+      <w:tcPr>
+        <w:shd w:val="clear" w:color="ffffff"/>
+        <w:tcBorders>
+          <w:top w:val="none" w:color="000000" w:sz="4" w:space="0"/>
+          <w:left w:val="none" w:color="000000" w:sz="4" w:space="0"/>
+          <w:bottom w:val="none" w:color="000000" w:sz="4" w:space="0"/>
+          <w:right w:val="none" w:color="000000" w:sz="4" w:space="0"/>
+        </w:tcBorders>
+      </w:tcPr>
+    </w:tblStylePr>
+    <w:tblStylePr w:type="lastRow">
+      <w:rPr>
+        <w:b/>
+        <w:color w:val="404040"/>
+      </w:rPr>
+      <w:pPr>
+        <w:pBdr/>
+        <w:spacing/>
+        <w:ind/>
+      </w:pPr>
+      <w:tblPr>
+        <w:tblBorders/>
+      </w:tblPr>
+      <w:tcPr>
+        <w:shd w:val="clear" w:color="ffffff"/>
+        <w:tcBorders>
+          <w:top w:val="none" w:color="000000" w:sz="4" w:space="0"/>
+          <w:left w:val="none" w:color="000000" w:sz="4" w:space="0"/>
+          <w:bottom w:val="none" w:color="000000" w:sz="4" w:space="0"/>
+          <w:right w:val="none" w:color="000000" w:sz="4" w:space="0"/>
+        </w:tcBorders>
+      </w:tcPr>
+    </w:tblStylePr>
     <w:tblStylePr w:type="nwCell">
       <w:pPr>
         <w:pBdr/>
@@ -9556,9 +9343,9 @@
       </w:tcPr>
     </w:tblStylePr>
   </w:style>
-  <w:style w:type="table" w:styleId="38">
+  <w:style w:type="table" w:styleId="748">
     <w:name w:val="Grid Table 3 - Accent 5"/>
-    <w:basedOn w:val="11"/>
+    <w:basedOn w:val="721"/>
     <w:uiPriority w:val="99"/>
     <w:pPr>
       <w:pBdr/>
@@ -9657,29 +9444,6 @@
         <w:tblBorders/>
       </w:tblPr>
       <w:tcPr>
-        <w:shd w:color="ffffff"/>
-        <w:tcBorders>
-          <w:top w:val="none" w:color="000000" w:sz="4" w:space="0"/>
-          <w:left w:val="none" w:color="000000" w:sz="4" w:space="0"/>
-          <w:bottom w:val="none" w:color="000000" w:sz="4" w:space="0"/>
-          <w:right w:val="none" w:color="000000" w:sz="4" w:space="0"/>
-        </w:tcBorders>
-      </w:tcPr>
-    </w:tblStylePr>
-    <w:tblStylePr w:type="firstRow">
-      <w:rPr>
-        <w:b/>
-        <w:color w:val="404040"/>
-      </w:rPr>
-      <w:pPr>
-        <w:pBdr/>
-        <w:spacing/>
-        <w:ind/>
-      </w:pPr>
-      <w:tblPr>
-        <w:tblBorders/>
-      </w:tblPr>
-      <w:tcPr>
         <w:shd w:val="clear" w:color="ffffff"/>
         <w:tcBorders>
           <w:top w:val="none" w:color="000000" w:sz="4" w:space="0"/>
@@ -9689,30 +9453,7 @@
         </w:tcBorders>
       </w:tcPr>
     </w:tblStylePr>
-    <w:tblStylePr w:type="lastCol">
-      <w:rPr>
-        <w:i/>
-        <w:color w:val="404040"/>
-      </w:rPr>
-      <w:pPr>
-        <w:pBdr/>
-        <w:spacing/>
-        <w:ind/>
-      </w:pPr>
-      <w:tblPr>
-        <w:tblBorders/>
-      </w:tblPr>
-      <w:tcPr>
-        <w:shd w:color="ffffff"/>
-        <w:tcBorders>
-          <w:top w:val="none" w:color="000000" w:sz="4" w:space="0"/>
-          <w:left w:val="none" w:color="000000" w:sz="4" w:space="0"/>
-          <w:bottom w:val="none" w:color="000000" w:sz="4" w:space="0"/>
-          <w:right w:val="none" w:color="000000" w:sz="4" w:space="0"/>
-        </w:tcBorders>
-      </w:tcPr>
-    </w:tblStylePr>
-    <w:tblStylePr w:type="lastRow">
+    <w:tblStylePr w:type="firstRow">
       <w:rPr>
         <w:b/>
         <w:color w:val="404040"/>
@@ -9735,6 +9476,52 @@
         </w:tcBorders>
       </w:tcPr>
     </w:tblStylePr>
+    <w:tblStylePr w:type="lastCol">
+      <w:rPr>
+        <w:i/>
+        <w:color w:val="404040"/>
+      </w:rPr>
+      <w:pPr>
+        <w:pBdr/>
+        <w:spacing/>
+        <w:ind/>
+      </w:pPr>
+      <w:tblPr>
+        <w:tblBorders/>
+      </w:tblPr>
+      <w:tcPr>
+        <w:shd w:val="clear" w:color="ffffff"/>
+        <w:tcBorders>
+          <w:top w:val="none" w:color="000000" w:sz="4" w:space="0"/>
+          <w:left w:val="none" w:color="000000" w:sz="4" w:space="0"/>
+          <w:bottom w:val="none" w:color="000000" w:sz="4" w:space="0"/>
+          <w:right w:val="none" w:color="000000" w:sz="4" w:space="0"/>
+        </w:tcBorders>
+      </w:tcPr>
+    </w:tblStylePr>
+    <w:tblStylePr w:type="lastRow">
+      <w:rPr>
+        <w:b/>
+        <w:color w:val="404040"/>
+      </w:rPr>
+      <w:pPr>
+        <w:pBdr/>
+        <w:spacing/>
+        <w:ind/>
+      </w:pPr>
+      <w:tblPr>
+        <w:tblBorders/>
+      </w:tblPr>
+      <w:tcPr>
+        <w:shd w:val="clear" w:color="ffffff"/>
+        <w:tcBorders>
+          <w:top w:val="none" w:color="000000" w:sz="4" w:space="0"/>
+          <w:left w:val="none" w:color="000000" w:sz="4" w:space="0"/>
+          <w:bottom w:val="none" w:color="000000" w:sz="4" w:space="0"/>
+          <w:right w:val="none" w:color="000000" w:sz="4" w:space="0"/>
+        </w:tcBorders>
+      </w:tcPr>
+    </w:tblStylePr>
     <w:tblStylePr w:type="nwCell">
       <w:pPr>
         <w:pBdr/>
@@ -9801,9 +9588,9 @@
       </w:tcPr>
     </w:tblStylePr>
   </w:style>
-  <w:style w:type="table" w:styleId="39">
+  <w:style w:type="table" w:styleId="749">
     <w:name w:val="Grid Table 3 - Accent 6"/>
-    <w:basedOn w:val="11"/>
+    <w:basedOn w:val="721"/>
     <w:uiPriority w:val="99"/>
     <w:pPr>
       <w:pBdr/>
@@ -9902,29 +9689,6 @@
         <w:tblBorders/>
       </w:tblPr>
       <w:tcPr>
-        <w:shd w:color="ffffff"/>
-        <w:tcBorders>
-          <w:top w:val="none" w:color="000000" w:sz="4" w:space="0"/>
-          <w:left w:val="none" w:color="000000" w:sz="4" w:space="0"/>
-          <w:bottom w:val="none" w:color="000000" w:sz="4" w:space="0"/>
-          <w:right w:val="none" w:color="000000" w:sz="4" w:space="0"/>
-        </w:tcBorders>
-      </w:tcPr>
-    </w:tblStylePr>
-    <w:tblStylePr w:type="firstRow">
-      <w:rPr>
-        <w:b/>
-        <w:color w:val="404040"/>
-      </w:rPr>
-      <w:pPr>
-        <w:pBdr/>
-        <w:spacing/>
-        <w:ind/>
-      </w:pPr>
-      <w:tblPr>
-        <w:tblBorders/>
-      </w:tblPr>
-      <w:tcPr>
         <w:shd w:val="clear" w:color="ffffff"/>
         <w:tcBorders>
           <w:top w:val="none" w:color="000000" w:sz="4" w:space="0"/>
@@ -9934,30 +9698,7 @@
         </w:tcBorders>
       </w:tcPr>
     </w:tblStylePr>
-    <w:tblStylePr w:type="lastCol">
-      <w:rPr>
-        <w:i/>
-        <w:color w:val="404040"/>
-      </w:rPr>
-      <w:pPr>
-        <w:pBdr/>
-        <w:spacing/>
-        <w:ind/>
-      </w:pPr>
-      <w:tblPr>
-        <w:tblBorders/>
-      </w:tblPr>
-      <w:tcPr>
-        <w:shd w:color="ffffff"/>
-        <w:tcBorders>
-          <w:top w:val="none" w:color="000000" w:sz="4" w:space="0"/>
-          <w:left w:val="none" w:color="000000" w:sz="4" w:space="0"/>
-          <w:bottom w:val="none" w:color="000000" w:sz="4" w:space="0"/>
-          <w:right w:val="none" w:color="000000" w:sz="4" w:space="0"/>
-        </w:tcBorders>
-      </w:tcPr>
-    </w:tblStylePr>
-    <w:tblStylePr w:type="lastRow">
+    <w:tblStylePr w:type="firstRow">
       <w:rPr>
         <w:b/>
         <w:color w:val="404040"/>
@@ -9980,6 +9721,52 @@
         </w:tcBorders>
       </w:tcPr>
     </w:tblStylePr>
+    <w:tblStylePr w:type="lastCol">
+      <w:rPr>
+        <w:i/>
+        <w:color w:val="404040"/>
+      </w:rPr>
+      <w:pPr>
+        <w:pBdr/>
+        <w:spacing/>
+        <w:ind/>
+      </w:pPr>
+      <w:tblPr>
+        <w:tblBorders/>
+      </w:tblPr>
+      <w:tcPr>
+        <w:shd w:val="clear" w:color="ffffff"/>
+        <w:tcBorders>
+          <w:top w:val="none" w:color="000000" w:sz="4" w:space="0"/>
+          <w:left w:val="none" w:color="000000" w:sz="4" w:space="0"/>
+          <w:bottom w:val="none" w:color="000000" w:sz="4" w:space="0"/>
+          <w:right w:val="none" w:color="000000" w:sz="4" w:space="0"/>
+        </w:tcBorders>
+      </w:tcPr>
+    </w:tblStylePr>
+    <w:tblStylePr w:type="lastRow">
+      <w:rPr>
+        <w:b/>
+        <w:color w:val="404040"/>
+      </w:rPr>
+      <w:pPr>
+        <w:pBdr/>
+        <w:spacing/>
+        <w:ind/>
+      </w:pPr>
+      <w:tblPr>
+        <w:tblBorders/>
+      </w:tblPr>
+      <w:tcPr>
+        <w:shd w:val="clear" w:color="ffffff"/>
+        <w:tcBorders>
+          <w:top w:val="none" w:color="000000" w:sz="4" w:space="0"/>
+          <w:left w:val="none" w:color="000000" w:sz="4" w:space="0"/>
+          <w:bottom w:val="none" w:color="000000" w:sz="4" w:space="0"/>
+          <w:right w:val="none" w:color="000000" w:sz="4" w:space="0"/>
+        </w:tcBorders>
+      </w:tcPr>
+    </w:tblStylePr>
     <w:tblStylePr w:type="nwCell">
       <w:pPr>
         <w:pBdr/>
@@ -10046,9 +9833,9 @@
       </w:tcPr>
     </w:tblStylePr>
   </w:style>
-  <w:style w:type="table" w:styleId="40">
+  <w:style w:type="table" w:styleId="750">
     <w:name w:val="Grid Table 4"/>
-    <w:basedOn w:val="11"/>
+    <w:basedOn w:val="721"/>
     <w:uiPriority w:val="59"/>
     <w:pPr>
       <w:pBdr/>
@@ -10279,9 +10066,9 @@
       </w:tcPr>
     </w:tblStylePr>
   </w:style>
-  <w:style w:type="table" w:styleId="41">
+  <w:style w:type="table" w:styleId="751">
     <w:name w:val="Grid Table 4 - Accent 1"/>
-    <w:basedOn w:val="11"/>
+    <w:basedOn w:val="721"/>
     <w:uiPriority w:val="59"/>
     <w:pPr>
       <w:pBdr/>
@@ -10512,9 +10299,9 @@
       </w:tcPr>
     </w:tblStylePr>
   </w:style>
-  <w:style w:type="table" w:styleId="42">
+  <w:style w:type="table" w:styleId="752">
     <w:name w:val="Grid Table 4 - Accent 2"/>
-    <w:basedOn w:val="11"/>
+    <w:basedOn w:val="721"/>
     <w:uiPriority w:val="59"/>
     <w:pPr>
       <w:pBdr/>
@@ -10745,9 +10532,9 @@
       </w:tcPr>
     </w:tblStylePr>
   </w:style>
-  <w:style w:type="table" w:styleId="43">
+  <w:style w:type="table" w:styleId="753">
     <w:name w:val="Grid Table 4 - Accent 3"/>
-    <w:basedOn w:val="11"/>
+    <w:basedOn w:val="721"/>
     <w:uiPriority w:val="59"/>
     <w:pPr>
       <w:pBdr/>
@@ -10978,9 +10765,9 @@
       </w:tcPr>
     </w:tblStylePr>
   </w:style>
-  <w:style w:type="table" w:styleId="44">
+  <w:style w:type="table" w:styleId="754">
     <w:name w:val="Grid Table 4 - Accent 4"/>
-    <w:basedOn w:val="11"/>
+    <w:basedOn w:val="721"/>
     <w:uiPriority w:val="59"/>
     <w:pPr>
       <w:pBdr/>
@@ -11211,9 +10998,9 @@
       </w:tcPr>
     </w:tblStylePr>
   </w:style>
-  <w:style w:type="table" w:styleId="45">
+  <w:style w:type="table" w:styleId="755">
     <w:name w:val="Grid Table 4 - Accent 5"/>
-    <w:basedOn w:val="11"/>
+    <w:basedOn w:val="721"/>
     <w:uiPriority w:val="59"/>
     <w:pPr>
       <w:pBdr/>
@@ -11444,9 +11231,9 @@
       </w:tcPr>
     </w:tblStylePr>
   </w:style>
-  <w:style w:type="table" w:styleId="46">
+  <w:style w:type="table" w:styleId="756">
     <w:name w:val="Grid Table 4 - Accent 6"/>
-    <w:basedOn w:val="11"/>
+    <w:basedOn w:val="721"/>
     <w:uiPriority w:val="59"/>
     <w:pPr>
       <w:pBdr/>
@@ -11677,9 +11464,9 @@
       </w:tcPr>
     </w:tblStylePr>
   </w:style>
-  <w:style w:type="table" w:styleId="47">
+  <w:style w:type="table" w:styleId="757">
     <w:name w:val="Grid Table 5 Dark"/>
-    <w:basedOn w:val="11"/>
+    <w:basedOn w:val="721"/>
     <w:uiPriority w:val="99"/>
     <w:pPr>
       <w:pBdr/>
@@ -11905,9 +11692,9 @@
       </w:tcPr>
     </w:tblStylePr>
   </w:style>
-  <w:style w:type="table" w:styleId="48">
+  <w:style w:type="table" w:styleId="758">
     <w:name w:val="Grid Table 5 Dark- Accent 1"/>
-    <w:basedOn w:val="11"/>
+    <w:basedOn w:val="721"/>
     <w:uiPriority w:val="99"/>
     <w:pPr>
       <w:pBdr/>
@@ -12133,9 +11920,9 @@
       </w:tcPr>
     </w:tblStylePr>
   </w:style>
-  <w:style w:type="table" w:styleId="49">
+  <w:style w:type="table" w:styleId="759">
     <w:name w:val="Grid Table 5 Dark - Accent 2"/>
-    <w:basedOn w:val="11"/>
+    <w:basedOn w:val="721"/>
     <w:uiPriority w:val="99"/>
     <w:pPr>
       <w:pBdr/>
@@ -12361,9 +12148,9 @@
       </w:tcPr>
     </w:tblStylePr>
   </w:style>
-  <w:style w:type="table" w:styleId="50">
+  <w:style w:type="table" w:styleId="760">
     <w:name w:val="Grid Table 5 Dark - Accent 3"/>
-    <w:basedOn w:val="11"/>
+    <w:basedOn w:val="721"/>
     <w:uiPriority w:val="99"/>
     <w:pPr>
       <w:pBdr/>
@@ -12589,9 +12376,9 @@
       </w:tcPr>
     </w:tblStylePr>
   </w:style>
-  <w:style w:type="table" w:styleId="51">
+  <w:style w:type="table" w:styleId="761">
     <w:name w:val="Grid Table 5 Dark- Accent 4"/>
-    <w:basedOn w:val="11"/>
+    <w:basedOn w:val="721"/>
     <w:uiPriority w:val="99"/>
     <w:pPr>
       <w:pBdr/>
@@ -12817,9 +12604,9 @@
       </w:tcPr>
     </w:tblStylePr>
   </w:style>
-  <w:style w:type="table" w:styleId="52">
+  <w:style w:type="table" w:styleId="762">
     <w:name w:val="Grid Table 5 Dark - Accent 5"/>
-    <w:basedOn w:val="11"/>
+    <w:basedOn w:val="721"/>
     <w:uiPriority w:val="99"/>
     <w:pPr>
       <w:pBdr/>
@@ -13045,9 +12832,9 @@
       </w:tcPr>
     </w:tblStylePr>
   </w:style>
-  <w:style w:type="table" w:styleId="53">
+  <w:style w:type="table" w:styleId="763">
     <w:name w:val="Grid Table 5 Dark - Accent 6"/>
-    <w:basedOn w:val="11"/>
+    <w:basedOn w:val="721"/>
     <w:uiPriority w:val="99"/>
     <w:pPr>
       <w:pBdr/>
@@ -13273,9 +13060,9 @@
       </w:tcPr>
     </w:tblStylePr>
   </w:style>
-  <w:style w:type="table" w:styleId="54">
+  <w:style w:type="table" w:styleId="764">
     <w:name w:val="Grid Table 6 Colorful"/>
-    <w:basedOn w:val="11"/>
+    <w:basedOn w:val="721"/>
     <w:uiPriority w:val="99"/>
     <w:pPr>
       <w:pBdr/>
@@ -13503,9 +13290,9 @@
       </w:tcPr>
     </w:tblStylePr>
   </w:style>
-  <w:style w:type="table" w:styleId="55">
+  <w:style w:type="table" w:styleId="765">
     <w:name w:val="Grid Table 6 Colorful - Accent 1"/>
-    <w:basedOn w:val="11"/>
+    <w:basedOn w:val="721"/>
     <w:uiPriority w:val="99"/>
     <w:pPr>
       <w:pBdr/>
@@ -13733,9 +13520,9 @@
       </w:tcPr>
     </w:tblStylePr>
   </w:style>
-  <w:style w:type="table" w:styleId="56">
+  <w:style w:type="table" w:styleId="766">
     <w:name w:val="Grid Table 6 Colorful - Accent 2"/>
-    <w:basedOn w:val="11"/>
+    <w:basedOn w:val="721"/>
     <w:uiPriority w:val="99"/>
     <w:pPr>
       <w:pBdr/>
@@ -13963,9 +13750,9 @@
       </w:tcPr>
     </w:tblStylePr>
   </w:style>
-  <w:style w:type="table" w:styleId="57">
+  <w:style w:type="table" w:styleId="767">
     <w:name w:val="Grid Table 6 Colorful - Accent 3"/>
-    <w:basedOn w:val="11"/>
+    <w:basedOn w:val="721"/>
     <w:uiPriority w:val="99"/>
     <w:pPr>
       <w:pBdr/>
@@ -14193,9 +13980,9 @@
       </w:tcPr>
     </w:tblStylePr>
   </w:style>
-  <w:style w:type="table" w:styleId="58">
+  <w:style w:type="table" w:styleId="768">
     <w:name w:val="Grid Table 6 Colorful - Accent 4"/>
-    <w:basedOn w:val="11"/>
+    <w:basedOn w:val="721"/>
     <w:uiPriority w:val="99"/>
     <w:pPr>
       <w:pBdr/>
@@ -14423,9 +14210,9 @@
       </w:tcPr>
     </w:tblStylePr>
   </w:style>
-  <w:style w:type="table" w:styleId="59">
+  <w:style w:type="table" w:styleId="769">
     <w:name w:val="Grid Table 6 Colorful - Accent 5"/>
-    <w:basedOn w:val="11"/>
+    <w:basedOn w:val="721"/>
     <w:uiPriority w:val="99"/>
     <w:pPr>
       <w:pBdr/>
@@ -14653,9 +14440,9 @@
       </w:tcPr>
     </w:tblStylePr>
   </w:style>
-  <w:style w:type="table" w:styleId="60">
+  <w:style w:type="table" w:styleId="770">
     <w:name w:val="Grid Table 6 Colorful - Accent 6"/>
-    <w:basedOn w:val="11"/>
+    <w:basedOn w:val="721"/>
     <w:uiPriority w:val="99"/>
     <w:pPr>
       <w:pBdr/>
@@ -14883,9 +14670,9 @@
       </w:tcPr>
     </w:tblStylePr>
   </w:style>
-  <w:style w:type="table" w:styleId="61">
+  <w:style w:type="table" w:styleId="771">
     <w:name w:val="Grid Table 7 Colorful"/>
-    <w:basedOn w:val="11"/>
+    <w:basedOn w:val="721"/>
     <w:uiPriority w:val="99"/>
     <w:pPr>
       <w:pBdr/>
@@ -14987,11 +14774,11 @@
         <w:tblBorders/>
       </w:tblPr>
       <w:tcPr>
-        <w:shd w:color="ffffff"/>
+        <w:shd w:val="clear" w:color="ffffff"/>
         <w:tcBorders>
-          <w:top w:val="none"/>
-          <w:left w:val="none"/>
-          <w:bottom w:val="none"/>
+          <w:top w:val="none" w:color="000000" w:sz="4" w:space="0"/>
+          <w:left w:val="none" w:color="000000" w:sz="4" w:space="0"/>
+          <w:bottom w:val="none" w:color="000000" w:sz="4" w:space="0"/>
           <w:right w:val="single" w:color="000000" w:themeColor="text1" w:themeTint="80" w:sz="4" w:space="0"/>
         </w:tcBorders>
       </w:tcPr>
@@ -15014,10 +14801,10 @@
       <w:tcPr>
         <w:shd w:val="clear" w:color="ffffff" w:themeColor="light1" w:fill="ffffff" w:themeFill="light1"/>
         <w:tcBorders>
-          <w:top w:val="none"/>
-          <w:left w:val="none"/>
+          <w:top w:val="none" w:color="000000" w:sz="4" w:space="0"/>
+          <w:left w:val="none" w:color="000000" w:sz="4" w:space="0"/>
           <w:bottom w:val="single" w:color="000000" w:themeColor="text1" w:themeTint="80" w:sz="4" w:space="0"/>
-          <w:right w:val="none"/>
+          <w:right w:val="none" w:color="000000" w:sz="4" w:space="0"/>
         </w:tcBorders>
       </w:tcPr>
     </w:tblStylePr>
@@ -15037,12 +14824,12 @@
         <w:tblBorders/>
       </w:tblPr>
       <w:tcPr>
-        <w:shd w:color="ffffff"/>
+        <w:shd w:val="clear" w:color="ffffff"/>
         <w:tcBorders>
-          <w:top w:val="none"/>
+          <w:top w:val="none" w:color="000000" w:sz="4" w:space="0"/>
           <w:left w:val="single" w:color="000000" w:themeColor="text1" w:themeTint="80" w:sz="4" w:space="0"/>
-          <w:bottom w:val="none"/>
-          <w:right w:val="none"/>
+          <w:bottom w:val="none" w:color="000000" w:sz="4" w:space="0"/>
+          <w:right w:val="none" w:color="000000" w:sz="4" w:space="0"/>
         </w:tcBorders>
       </w:tcPr>
     </w:tblStylePr>
@@ -15065,9 +14852,9 @@
         <w:shd w:val="clear" w:color="ffffff" w:themeColor="light1" w:fill="ffffff" w:themeFill="light1"/>
         <w:tcBorders>
           <w:top w:val="single" w:color="000000" w:themeColor="text1" w:themeTint="80" w:sz="4" w:space="0"/>
-          <w:left w:val="none"/>
-          <w:bottom w:val="none"/>
-          <w:right w:val="none"/>
+          <w:left w:val="none" w:color="000000" w:sz="4" w:space="0"/>
+          <w:bottom w:val="none" w:color="000000" w:sz="4" w:space="0"/>
+          <w:right w:val="none" w:color="000000" w:sz="4" w:space="0"/>
         </w:tcBorders>
       </w:tcPr>
     </w:tblStylePr>
@@ -15137,9 +14924,9 @@
       </w:tcPr>
     </w:tblStylePr>
   </w:style>
-  <w:style w:type="table" w:styleId="62">
+  <w:style w:type="table" w:styleId="772">
     <w:name w:val="Grid Table 7 Colorful - Accent 1"/>
-    <w:basedOn w:val="11"/>
+    <w:basedOn w:val="721"/>
     <w:uiPriority w:val="99"/>
     <w:pPr>
       <w:pBdr/>
@@ -15241,11 +15028,11 @@
         <w:tblBorders/>
       </w:tblPr>
       <w:tcPr>
-        <w:shd w:color="ffffff"/>
+        <w:shd w:val="clear" w:color="ffffff"/>
         <w:tcBorders>
-          <w:top w:val="none"/>
-          <w:left w:val="none"/>
-          <w:bottom w:val="none"/>
+          <w:top w:val="none" w:color="000000" w:sz="4" w:space="0"/>
+          <w:left w:val="none" w:color="000000" w:sz="4" w:space="0"/>
+          <w:bottom w:val="none" w:color="000000" w:sz="4" w:space="0"/>
           <w:right w:val="single" w:color="000000" w:themeColor="accent1" w:themeTint="80" w:sz="4" w:space="0"/>
         </w:tcBorders>
       </w:tcPr>
@@ -15268,10 +15055,10 @@
       <w:tcPr>
         <w:shd w:val="clear" w:color="ffffff" w:themeColor="light1" w:fill="ffffff" w:themeFill="light1"/>
         <w:tcBorders>
-          <w:top w:val="none"/>
-          <w:left w:val="none"/>
+          <w:top w:val="none" w:color="000000" w:sz="4" w:space="0"/>
+          <w:left w:val="none" w:color="000000" w:sz="4" w:space="0"/>
           <w:bottom w:val="single" w:color="000000" w:themeColor="accent1" w:themeTint="80" w:sz="4" w:space="0"/>
-          <w:right w:val="none"/>
+          <w:right w:val="none" w:color="000000" w:sz="4" w:space="0"/>
         </w:tcBorders>
       </w:tcPr>
     </w:tblStylePr>
@@ -15291,12 +15078,12 @@
         <w:tblBorders/>
       </w:tblPr>
       <w:tcPr>
-        <w:shd w:color="ffffff"/>
+        <w:shd w:val="clear" w:color="ffffff"/>
         <w:tcBorders>
-          <w:top w:val="none"/>
+          <w:top w:val="none" w:color="000000" w:sz="4" w:space="0"/>
           <w:left w:val="single" w:color="000000" w:themeColor="accent1" w:themeTint="80" w:sz="4" w:space="0"/>
-          <w:bottom w:val="none"/>
-          <w:right w:val="none"/>
+          <w:bottom w:val="none" w:color="000000" w:sz="4" w:space="0"/>
+          <w:right w:val="none" w:color="000000" w:sz="4" w:space="0"/>
         </w:tcBorders>
       </w:tcPr>
     </w:tblStylePr>
@@ -15319,9 +15106,9 @@
         <w:shd w:val="clear" w:color="ffffff" w:themeColor="light1" w:fill="ffffff" w:themeFill="light1"/>
         <w:tcBorders>
           <w:top w:val="single" w:color="000000" w:themeColor="accent1" w:themeTint="80" w:sz="4" w:space="0"/>
-          <w:left w:val="none"/>
-          <w:bottom w:val="none"/>
-          <w:right w:val="none"/>
+          <w:left w:val="none" w:color="000000" w:sz="4" w:space="0"/>
+          <w:bottom w:val="none" w:color="000000" w:sz="4" w:space="0"/>
+          <w:right w:val="none" w:color="000000" w:sz="4" w:space="0"/>
         </w:tcBorders>
       </w:tcPr>
     </w:tblStylePr>
@@ -15391,9 +15178,9 @@
       </w:tcPr>
     </w:tblStylePr>
   </w:style>
-  <w:style w:type="table" w:styleId="63">
+  <w:style w:type="table" w:styleId="773">
     <w:name w:val="Grid Table 7 Colorful - Accent 2"/>
-    <w:basedOn w:val="11"/>
+    <w:basedOn w:val="721"/>
     <w:uiPriority w:val="99"/>
     <w:pPr>
       <w:pBdr/>
@@ -15495,11 +15282,11 @@
         <w:tblBorders/>
       </w:tblPr>
       <w:tcPr>
-        <w:shd w:color="ffffff"/>
+        <w:shd w:val="clear" w:color="ffffff"/>
         <w:tcBorders>
-          <w:top w:val="none"/>
-          <w:left w:val="none"/>
-          <w:bottom w:val="none"/>
+          <w:top w:val="none" w:color="000000" w:sz="4" w:space="0"/>
+          <w:left w:val="none" w:color="000000" w:sz="4" w:space="0"/>
+          <w:bottom w:val="none" w:color="000000" w:sz="4" w:space="0"/>
           <w:right w:val="single" w:color="000000" w:themeColor="accent2" w:themeTint="97" w:sz="4" w:space="0"/>
         </w:tcBorders>
       </w:tcPr>
@@ -15522,10 +15309,10 @@
       <w:tcPr>
         <w:shd w:val="clear" w:color="ffffff" w:themeColor="light1" w:fill="ffffff" w:themeFill="light1"/>
         <w:tcBorders>
-          <w:top w:val="none"/>
-          <w:left w:val="none"/>
+          <w:top w:val="none" w:color="000000" w:sz="4" w:space="0"/>
+          <w:left w:val="none" w:color="000000" w:sz="4" w:space="0"/>
           <w:bottom w:val="single" w:color="000000" w:themeColor="accent2" w:themeTint="97" w:sz="4" w:space="0"/>
-          <w:right w:val="none"/>
+          <w:right w:val="none" w:color="000000" w:sz="4" w:space="0"/>
         </w:tcBorders>
       </w:tcPr>
     </w:tblStylePr>
@@ -15545,12 +15332,12 @@
         <w:tblBorders/>
       </w:tblPr>
       <w:tcPr>
-        <w:shd w:color="ffffff"/>
+        <w:shd w:val="clear" w:color="ffffff"/>
         <w:tcBorders>
-          <w:top w:val="none"/>
+          <w:top w:val="none" w:color="000000" w:sz="4" w:space="0"/>
           <w:left w:val="single" w:color="000000" w:themeColor="accent2" w:themeTint="97" w:sz="4" w:space="0"/>
-          <w:bottom w:val="none"/>
-          <w:right w:val="none"/>
+          <w:bottom w:val="none" w:color="000000" w:sz="4" w:space="0"/>
+          <w:right w:val="none" w:color="000000" w:sz="4" w:space="0"/>
         </w:tcBorders>
       </w:tcPr>
     </w:tblStylePr>
@@ -15573,9 +15360,9 @@
         <w:shd w:val="clear" w:color="ffffff" w:themeColor="light1" w:fill="ffffff" w:themeFill="light1"/>
         <w:tcBorders>
           <w:top w:val="single" w:color="000000" w:themeColor="accent2" w:themeTint="97" w:sz="4" w:space="0"/>
-          <w:left w:val="none"/>
-          <w:bottom w:val="none"/>
-          <w:right w:val="none"/>
+          <w:left w:val="none" w:color="000000" w:sz="4" w:space="0"/>
+          <w:bottom w:val="none" w:color="000000" w:sz="4" w:space="0"/>
+          <w:right w:val="none" w:color="000000" w:sz="4" w:space="0"/>
         </w:tcBorders>
       </w:tcPr>
     </w:tblStylePr>
@@ -15645,9 +15432,9 @@
       </w:tcPr>
     </w:tblStylePr>
   </w:style>
-  <w:style w:type="table" w:styleId="64">
+  <w:style w:type="table" w:styleId="774">
     <w:name w:val="Grid Table 7 Colorful - Accent 3"/>
-    <w:basedOn w:val="11"/>
+    <w:basedOn w:val="721"/>
     <w:uiPriority w:val="99"/>
     <w:pPr>
       <w:pBdr/>
@@ -15749,11 +15536,11 @@
         <w:tblBorders/>
       </w:tblPr>
       <w:tcPr>
-        <w:shd w:color="ffffff"/>
+        <w:shd w:val="clear" w:color="ffffff"/>
         <w:tcBorders>
-          <w:top w:val="none"/>
-          <w:left w:val="none"/>
-          <w:bottom w:val="none"/>
+          <w:top w:val="none" w:color="000000" w:sz="4" w:space="0"/>
+          <w:left w:val="none" w:color="000000" w:sz="4" w:space="0"/>
+          <w:bottom w:val="none" w:color="000000" w:sz="4" w:space="0"/>
           <w:right w:val="single" w:color="000000" w:themeColor="accent3" w:themeTint="FE" w:sz="4" w:space="0"/>
         </w:tcBorders>
       </w:tcPr>
@@ -15776,10 +15563,10 @@
       <w:tcPr>
         <w:shd w:val="clear" w:color="ffffff" w:themeColor="light1" w:fill="ffffff" w:themeFill="light1"/>
         <w:tcBorders>
-          <w:top w:val="none"/>
-          <w:left w:val="none"/>
+          <w:top w:val="none" w:color="000000" w:sz="4" w:space="0"/>
+          <w:left w:val="none" w:color="000000" w:sz="4" w:space="0"/>
           <w:bottom w:val="single" w:color="000000" w:themeColor="accent3" w:themeTint="FE" w:sz="4" w:space="0"/>
-          <w:right w:val="none"/>
+          <w:right w:val="none" w:color="000000" w:sz="4" w:space="0"/>
         </w:tcBorders>
       </w:tcPr>
     </w:tblStylePr>
@@ -15799,12 +15586,12 @@
         <w:tblBorders/>
       </w:tblPr>
       <w:tcPr>
-        <w:shd w:color="ffffff"/>
+        <w:shd w:val="clear" w:color="ffffff"/>
         <w:tcBorders>
-          <w:top w:val="none"/>
+          <w:top w:val="none" w:color="000000" w:sz="4" w:space="0"/>
           <w:left w:val="single" w:color="000000" w:themeColor="accent3" w:themeTint="FE" w:sz="4" w:space="0"/>
-          <w:bottom w:val="none"/>
-          <w:right w:val="none"/>
+          <w:bottom w:val="none" w:color="000000" w:sz="4" w:space="0"/>
+          <w:right w:val="none" w:color="000000" w:sz="4" w:space="0"/>
         </w:tcBorders>
       </w:tcPr>
     </w:tblStylePr>
@@ -15827,9 +15614,9 @@
         <w:shd w:val="clear" w:color="ffffff" w:themeColor="light1" w:fill="ffffff" w:themeFill="light1"/>
         <w:tcBorders>
           <w:top w:val="single" w:color="000000" w:themeColor="accent3" w:themeTint="FE" w:sz="4" w:space="0"/>
-          <w:left w:val="none"/>
-          <w:bottom w:val="none"/>
-          <w:right w:val="none"/>
+          <w:left w:val="none" w:color="000000" w:sz="4" w:space="0"/>
+          <w:bottom w:val="none" w:color="000000" w:sz="4" w:space="0"/>
+          <w:right w:val="none" w:color="000000" w:sz="4" w:space="0"/>
         </w:tcBorders>
       </w:tcPr>
     </w:tblStylePr>
@@ -15899,9 +15686,9 @@
       </w:tcPr>
     </w:tblStylePr>
   </w:style>
-  <w:style w:type="table" w:styleId="65">
+  <w:style w:type="table" w:styleId="775">
     <w:name w:val="Grid Table 7 Colorful - Accent 4"/>
-    <w:basedOn w:val="11"/>
+    <w:basedOn w:val="721"/>
     <w:uiPriority w:val="99"/>
     <w:pPr>
       <w:pBdr/>
@@ -16003,11 +15790,11 @@
         <w:tblBorders/>
       </w:tblPr>
       <w:tcPr>
-        <w:shd w:color="ffffff"/>
+        <w:shd w:val="clear" w:color="ffffff"/>
         <w:tcBorders>
-          <w:top w:val="none"/>
-          <w:left w:val="none"/>
-          <w:bottom w:val="none"/>
+          <w:top w:val="none" w:color="000000" w:sz="4" w:space="0"/>
+          <w:left w:val="none" w:color="000000" w:sz="4" w:space="0"/>
+          <w:bottom w:val="none" w:color="000000" w:sz="4" w:space="0"/>
           <w:right w:val="single" w:color="000000" w:themeColor="accent4" w:themeTint="9A" w:sz="4" w:space="0"/>
         </w:tcBorders>
       </w:tcPr>
@@ -16030,10 +15817,10 @@
       <w:tcPr>
         <w:shd w:val="clear" w:color="ffffff" w:themeColor="light1" w:fill="ffffff" w:themeFill="light1"/>
         <w:tcBorders>
-          <w:top w:val="none"/>
-          <w:left w:val="none"/>
+          <w:top w:val="none" w:color="000000" w:sz="4" w:space="0"/>
+          <w:left w:val="none" w:color="000000" w:sz="4" w:space="0"/>
           <w:bottom w:val="single" w:color="000000" w:themeColor="accent4" w:themeTint="9A" w:sz="4" w:space="0"/>
-          <w:right w:val="none"/>
+          <w:right w:val="none" w:color="000000" w:sz="4" w:space="0"/>
         </w:tcBorders>
       </w:tcPr>
     </w:tblStylePr>
@@ -16053,12 +15840,12 @@
         <w:tblBorders/>
       </w:tblPr>
       <w:tcPr>
-        <w:shd w:color="ffffff"/>
+        <w:shd w:val="clear" w:color="ffffff"/>
         <w:tcBorders>
-          <w:top w:val="none"/>
+          <w:top w:val="none" w:color="000000" w:sz="4" w:space="0"/>
           <w:left w:val="single" w:color="000000" w:themeColor="accent4" w:themeTint="9A" w:sz="4" w:space="0"/>
-          <w:bottom w:val="none"/>
-          <w:right w:val="none"/>
+          <w:bottom w:val="none" w:color="000000" w:sz="4" w:space="0"/>
+          <w:right w:val="none" w:color="000000" w:sz="4" w:space="0"/>
         </w:tcBorders>
       </w:tcPr>
     </w:tblStylePr>
@@ -16081,9 +15868,9 @@
         <w:shd w:val="clear" w:color="ffffff" w:themeColor="light1" w:fill="ffffff" w:themeFill="light1"/>
         <w:tcBorders>
           <w:top w:val="single" w:color="000000" w:themeColor="accent4" w:themeTint="9A" w:sz="4" w:space="0"/>
-          <w:left w:val="none"/>
-          <w:bottom w:val="none"/>
-          <w:right w:val="none"/>
+          <w:left w:val="none" w:color="000000" w:sz="4" w:space="0"/>
+          <w:bottom w:val="none" w:color="000000" w:sz="4" w:space="0"/>
+          <w:right w:val="none" w:color="000000" w:sz="4" w:space="0"/>
         </w:tcBorders>
       </w:tcPr>
     </w:tblStylePr>
@@ -16153,9 +15940,9 @@
       </w:tcPr>
     </w:tblStylePr>
   </w:style>
-  <w:style w:type="table" w:styleId="66">
+  <w:style w:type="table" w:styleId="776">
     <w:name w:val="Grid Table 7 Colorful - Accent 5"/>
-    <w:basedOn w:val="11"/>
+    <w:basedOn w:val="721"/>
     <w:uiPriority w:val="99"/>
     <w:pPr>
       <w:pBdr/>
@@ -16257,11 +16044,11 @@
         <w:tblBorders/>
       </w:tblPr>
       <w:tcPr>
-        <w:shd w:color="ffffff"/>
+        <w:shd w:val="clear" w:color="ffffff"/>
         <w:tcBorders>
-          <w:top w:val="none"/>
-          <w:left w:val="none"/>
-          <w:bottom w:val="none"/>
+          <w:top w:val="none" w:color="000000" w:sz="4" w:space="0"/>
+          <w:left w:val="none" w:color="000000" w:sz="4" w:space="0"/>
+          <w:bottom w:val="none" w:color="000000" w:sz="4" w:space="0"/>
           <w:right w:val="single" w:color="000000" w:themeColor="accent5" w:themeTint="90" w:sz="4" w:space="0"/>
         </w:tcBorders>
       </w:tcPr>
@@ -16284,10 +16071,10 @@
       <w:tcPr>
         <w:shd w:val="clear" w:color="ffffff" w:themeColor="light1" w:fill="ffffff" w:themeFill="light1"/>
         <w:tcBorders>
-          <w:top w:val="none"/>
-          <w:left w:val="none"/>
+          <w:top w:val="none" w:color="000000" w:sz="4" w:space="0"/>
+          <w:left w:val="none" w:color="000000" w:sz="4" w:space="0"/>
           <w:bottom w:val="single" w:color="000000" w:themeColor="accent5" w:themeTint="90" w:sz="4" w:space="0"/>
-          <w:right w:val="none"/>
+          <w:right w:val="none" w:color="000000" w:sz="4" w:space="0"/>
         </w:tcBorders>
       </w:tcPr>
     </w:tblStylePr>
@@ -16307,12 +16094,12 @@
         <w:tblBorders/>
       </w:tblPr>
       <w:tcPr>
-        <w:shd w:color="ffffff"/>
+        <w:shd w:val="clear" w:color="ffffff"/>
         <w:tcBorders>
-          <w:top w:val="none"/>
+          <w:top w:val="none" w:color="000000" w:sz="4" w:space="0"/>
           <w:left w:val="single" w:color="000000" w:themeColor="accent5" w:themeTint="90" w:sz="4" w:space="0"/>
-          <w:bottom w:val="none"/>
-          <w:right w:val="none"/>
+          <w:bottom w:val="none" w:color="000000" w:sz="4" w:space="0"/>
+          <w:right w:val="none" w:color="000000" w:sz="4" w:space="0"/>
         </w:tcBorders>
       </w:tcPr>
     </w:tblStylePr>
@@ -16335,9 +16122,9 @@
         <w:shd w:val="clear" w:color="ffffff" w:themeColor="light1" w:fill="ffffff" w:themeFill="light1"/>
         <w:tcBorders>
           <w:top w:val="single" w:color="000000" w:themeColor="accent5" w:themeTint="90" w:sz="4" w:space="0"/>
-          <w:left w:val="none"/>
-          <w:bottom w:val="none"/>
-          <w:right w:val="none"/>
+          <w:left w:val="none" w:color="000000" w:sz="4" w:space="0"/>
+          <w:bottom w:val="none" w:color="000000" w:sz="4" w:space="0"/>
+          <w:right w:val="none" w:color="000000" w:sz="4" w:space="0"/>
         </w:tcBorders>
       </w:tcPr>
     </w:tblStylePr>
@@ -16407,9 +16194,9 @@
       </w:tcPr>
     </w:tblStylePr>
   </w:style>
-  <w:style w:type="table" w:styleId="67">
+  <w:style w:type="table" w:styleId="777">
     <w:name w:val="Grid Table 7 Colorful - Accent 6"/>
-    <w:basedOn w:val="11"/>
+    <w:basedOn w:val="721"/>
     <w:uiPriority w:val="99"/>
     <w:pPr>
       <w:pBdr/>
@@ -16511,11 +16298,11 @@
         <w:tblBorders/>
       </w:tblPr>
       <w:tcPr>
-        <w:shd w:color="ffffff"/>
+        <w:shd w:val="clear" w:color="ffffff"/>
         <w:tcBorders>
-          <w:top w:val="none"/>
-          <w:left w:val="none"/>
-          <w:bottom w:val="none"/>
+          <w:top w:val="none" w:color="000000" w:sz="4" w:space="0"/>
+          <w:left w:val="none" w:color="000000" w:sz="4" w:space="0"/>
+          <w:bottom w:val="none" w:color="000000" w:sz="4" w:space="0"/>
           <w:right w:val="single" w:color="000000" w:themeColor="accent6" w:themeTint="90" w:sz="4" w:space="0"/>
         </w:tcBorders>
       </w:tcPr>
@@ -16538,10 +16325,10 @@
       <w:tcPr>
         <w:shd w:val="clear" w:color="ffffff" w:themeColor="light1" w:fill="ffffff" w:themeFill="light1"/>
         <w:tcBorders>
-          <w:top w:val="none"/>
-          <w:left w:val="none"/>
+          <w:top w:val="none" w:color="000000" w:sz="4" w:space="0"/>
+          <w:left w:val="none" w:color="000000" w:sz="4" w:space="0"/>
           <w:bottom w:val="single" w:color="000000" w:themeColor="accent6" w:themeTint="90" w:sz="4" w:space="0"/>
-          <w:right w:val="none"/>
+          <w:right w:val="none" w:color="000000" w:sz="4" w:space="0"/>
         </w:tcBorders>
       </w:tcPr>
     </w:tblStylePr>
@@ -16561,12 +16348,12 @@
         <w:tblBorders/>
       </w:tblPr>
       <w:tcPr>
-        <w:shd w:color="ffffff"/>
+        <w:shd w:val="clear" w:color="ffffff"/>
         <w:tcBorders>
-          <w:top w:val="none"/>
+          <w:top w:val="none" w:color="000000" w:sz="4" w:space="0"/>
           <w:left w:val="single" w:color="000000" w:themeColor="accent6" w:themeTint="90" w:sz="4" w:space="0"/>
-          <w:bottom w:val="none"/>
-          <w:right w:val="none"/>
+          <w:bottom w:val="none" w:color="000000" w:sz="4" w:space="0"/>
+          <w:right w:val="none" w:color="000000" w:sz="4" w:space="0"/>
         </w:tcBorders>
       </w:tcPr>
     </w:tblStylePr>
@@ -16589,9 +16376,9 @@
         <w:shd w:val="clear" w:color="ffffff" w:themeColor="light1" w:fill="ffffff" w:themeFill="light1"/>
         <w:tcBorders>
           <w:top w:val="single" w:color="000000" w:themeColor="accent6" w:themeTint="90" w:sz="4" w:space="0"/>
-          <w:left w:val="none"/>
-          <w:bottom w:val="none"/>
-          <w:right w:val="none"/>
+          <w:left w:val="none" w:color="000000" w:sz="4" w:space="0"/>
+          <w:bottom w:val="none" w:color="000000" w:sz="4" w:space="0"/>
+          <w:right w:val="none" w:color="000000" w:sz="4" w:space="0"/>
         </w:tcBorders>
       </w:tcPr>
     </w:tblStylePr>
@@ -16661,9 +16448,9 @@
       </w:tcPr>
     </w:tblStylePr>
   </w:style>
-  <w:style w:type="table" w:styleId="68">
+  <w:style w:type="table" w:styleId="778">
     <w:name w:val="List Table 1 Light"/>
-    <w:basedOn w:val="11"/>
+    <w:basedOn w:val="721"/>
     <w:uiPriority w:val="99"/>
     <w:pPr>
       <w:pBdr/>
@@ -16877,9 +16664,9 @@
       </w:tcPr>
     </w:tblStylePr>
   </w:style>
-  <w:style w:type="table" w:styleId="69">
+  <w:style w:type="table" w:styleId="779">
     <w:name w:val="List Table 1 Light - Accent 1"/>
-    <w:basedOn w:val="11"/>
+    <w:basedOn w:val="721"/>
     <w:uiPriority w:val="99"/>
     <w:pPr>
       <w:pBdr/>
@@ -17093,9 +16880,9 @@
       </w:tcPr>
     </w:tblStylePr>
   </w:style>
-  <w:style w:type="table" w:styleId="70">
+  <w:style w:type="table" w:styleId="780">
     <w:name w:val="List Table 1 Light - Accent 2"/>
-    <w:basedOn w:val="11"/>
+    <w:basedOn w:val="721"/>
     <w:uiPriority w:val="99"/>
     <w:pPr>
       <w:pBdr/>
@@ -17309,9 +17096,9 @@
       </w:tcPr>
     </w:tblStylePr>
   </w:style>
-  <w:style w:type="table" w:styleId="71">
+  <w:style w:type="table" w:styleId="781">
     <w:name w:val="List Table 1 Light - Accent 3"/>
-    <w:basedOn w:val="11"/>
+    <w:basedOn w:val="721"/>
     <w:uiPriority w:val="99"/>
     <w:pPr>
       <w:pBdr/>
@@ -17525,9 +17312,9 @@
       </w:tcPr>
     </w:tblStylePr>
   </w:style>
-  <w:style w:type="table" w:styleId="72">
+  <w:style w:type="table" w:styleId="782">
     <w:name w:val="List Table 1 Light - Accent 4"/>
-    <w:basedOn w:val="11"/>
+    <w:basedOn w:val="721"/>
     <w:uiPriority w:val="99"/>
     <w:pPr>
       <w:pBdr/>
@@ -17741,9 +17528,9 @@
       </w:tcPr>
     </w:tblStylePr>
   </w:style>
-  <w:style w:type="table" w:styleId="73">
+  <w:style w:type="table" w:styleId="783">
     <w:name w:val="List Table 1 Light - Accent 5"/>
-    <w:basedOn w:val="11"/>
+    <w:basedOn w:val="721"/>
     <w:uiPriority w:val="99"/>
     <w:pPr>
       <w:pBdr/>
@@ -17957,9 +17744,9 @@
       </w:tcPr>
     </w:tblStylePr>
   </w:style>
-  <w:style w:type="table" w:styleId="74">
+  <w:style w:type="table" w:styleId="784">
     <w:name w:val="List Table 1 Light - Accent 6"/>
-    <w:basedOn w:val="11"/>
+    <w:basedOn w:val="721"/>
     <w:uiPriority w:val="99"/>
     <w:pPr>
       <w:pBdr/>
@@ -18173,9 +17960,9 @@
       </w:tcPr>
     </w:tblStylePr>
   </w:style>
-  <w:style w:type="table" w:styleId="75">
+  <w:style w:type="table" w:styleId="785">
     <w:name w:val="List Table 2"/>
-    <w:basedOn w:val="11"/>
+    <w:basedOn w:val="721"/>
     <w:uiPriority w:val="99"/>
     <w:pPr>
       <w:pBdr/>
@@ -18411,9 +18198,9 @@
       </w:tcPr>
     </w:tblStylePr>
   </w:style>
-  <w:style w:type="table" w:styleId="76">
+  <w:style w:type="table" w:styleId="786">
     <w:name w:val="List Table 2 - Accent 1"/>
-    <w:basedOn w:val="11"/>
+    <w:basedOn w:val="721"/>
     <w:uiPriority w:val="99"/>
     <w:pPr>
       <w:pBdr/>
@@ -18649,9 +18436,9 @@
       </w:tcPr>
     </w:tblStylePr>
   </w:style>
-  <w:style w:type="table" w:styleId="77">
+  <w:style w:type="table" w:styleId="787">
     <w:name w:val="List Table 2 - Accent 2"/>
-    <w:basedOn w:val="11"/>
+    <w:basedOn w:val="721"/>
     <w:uiPriority w:val="99"/>
     <w:pPr>
       <w:pBdr/>
@@ -18887,9 +18674,9 @@
       </w:tcPr>
     </w:tblStylePr>
   </w:style>
-  <w:style w:type="table" w:styleId="78">
+  <w:style w:type="table" w:styleId="788">
     <w:name w:val="List Table 2 - Accent 3"/>
-    <w:basedOn w:val="11"/>
+    <w:basedOn w:val="721"/>
     <w:uiPriority w:val="99"/>
     <w:pPr>
       <w:pBdr/>
@@ -19125,9 +18912,9 @@
       </w:tcPr>
     </w:tblStylePr>
   </w:style>
-  <w:style w:type="table" w:styleId="79">
+  <w:style w:type="table" w:styleId="789">
     <w:name w:val="List Table 2 - Accent 4"/>
-    <w:basedOn w:val="11"/>
+    <w:basedOn w:val="721"/>
     <w:uiPriority w:val="99"/>
     <w:pPr>
       <w:pBdr/>
@@ -19363,9 +19150,9 @@
       </w:tcPr>
     </w:tblStylePr>
   </w:style>
-  <w:style w:type="table" w:styleId="80">
+  <w:style w:type="table" w:styleId="790">
     <w:name w:val="List Table 2 - Accent 5"/>
-    <w:basedOn w:val="11"/>
+    <w:basedOn w:val="721"/>
     <w:uiPriority w:val="99"/>
     <w:pPr>
       <w:pBdr/>
@@ -19601,9 +19388,9 @@
       </w:tcPr>
     </w:tblStylePr>
   </w:style>
-  <w:style w:type="table" w:styleId="81">
+  <w:style w:type="table" w:styleId="791">
     <w:name w:val="List Table 2 - Accent 6"/>
-    <w:basedOn w:val="11"/>
+    <w:basedOn w:val="721"/>
     <w:uiPriority w:val="99"/>
     <w:pPr>
       <w:pBdr/>
@@ -19839,9 +19626,9 @@
       </w:tcPr>
     </w:tblStylePr>
   </w:style>
-  <w:style w:type="table" w:styleId="82">
+  <w:style w:type="table" w:styleId="792">
     <w:name w:val="List Table 3"/>
-    <w:basedOn w:val="11"/>
+    <w:basedOn w:val="721"/>
     <w:uiPriority w:val="99"/>
     <w:pPr>
       <w:pBdr/>
@@ -20067,9 +19854,9 @@
       </w:tcPr>
     </w:tblStylePr>
   </w:style>
-  <w:style w:type="table" w:styleId="83">
+  <w:style w:type="table" w:styleId="793">
     <w:name w:val="List Table 3 - Accent 1"/>
-    <w:basedOn w:val="11"/>
+    <w:basedOn w:val="721"/>
     <w:uiPriority w:val="99"/>
     <w:pPr>
       <w:pBdr/>
@@ -20295,9 +20082,9 @@
       </w:tcPr>
     </w:tblStylePr>
   </w:style>
-  <w:style w:type="table" w:styleId="84">
+  <w:style w:type="table" w:styleId="794">
     <w:name w:val="List Table 3 - Accent 2"/>
-    <w:basedOn w:val="11"/>
+    <w:basedOn w:val="721"/>
     <w:uiPriority w:val="99"/>
     <w:pPr>
       <w:pBdr/>
@@ -20523,9 +20310,9 @@
       </w:tcPr>
     </w:tblStylePr>
   </w:style>
-  <w:style w:type="table" w:styleId="85">
+  <w:style w:type="table" w:styleId="795">
     <w:name w:val="List Table 3 - Accent 3"/>
-    <w:basedOn w:val="11"/>
+    <w:basedOn w:val="721"/>
     <w:uiPriority w:val="99"/>
     <w:pPr>
       <w:pBdr/>
@@ -20751,9 +20538,9 @@
       </w:tcPr>
     </w:tblStylePr>
   </w:style>
-  <w:style w:type="table" w:styleId="86">
+  <w:style w:type="table" w:styleId="796">
     <w:name w:val="List Table 3 - Accent 4"/>
-    <w:basedOn w:val="11"/>
+    <w:basedOn w:val="721"/>
     <w:uiPriority w:val="99"/>
     <w:pPr>
       <w:pBdr/>
@@ -20979,9 +20766,9 @@
       </w:tcPr>
     </w:tblStylePr>
   </w:style>
-  <w:style w:type="table" w:styleId="87">
+  <w:style w:type="table" w:styleId="797">
     <w:name w:val="List Table 3 - Accent 5"/>
-    <w:basedOn w:val="11"/>
+    <w:basedOn w:val="721"/>
     <w:uiPriority w:val="99"/>
     <w:pPr>
       <w:pBdr/>
@@ -21207,9 +20994,9 @@
       </w:tcPr>
     </w:tblStylePr>
   </w:style>
-  <w:style w:type="table" w:styleId="88">
+  <w:style w:type="table" w:styleId="798">
     <w:name w:val="List Table 3 - Accent 6"/>
-    <w:basedOn w:val="11"/>
+    <w:basedOn w:val="721"/>
     <w:uiPriority w:val="99"/>
     <w:pPr>
       <w:pBdr/>
@@ -21435,9 +21222,9 @@
       </w:tcPr>
     </w:tblStylePr>
   </w:style>
-  <w:style w:type="table" w:styleId="89">
+  <w:style w:type="table" w:styleId="799">
     <w:name w:val="List Table 4"/>
-    <w:basedOn w:val="11"/>
+    <w:basedOn w:val="721"/>
     <w:uiPriority w:val="99"/>
     <w:pPr>
       <w:pBdr/>
@@ -21660,9 +21447,9 @@
       </w:tcPr>
     </w:tblStylePr>
   </w:style>
-  <w:style w:type="table" w:styleId="90">
+  <w:style w:type="table" w:styleId="800">
     <w:name w:val="List Table 4 - Accent 1"/>
-    <w:basedOn w:val="11"/>
+    <w:basedOn w:val="721"/>
     <w:uiPriority w:val="99"/>
     <w:pPr>
       <w:pBdr/>
@@ -21885,9 +21672,9 @@
       </w:tcPr>
     </w:tblStylePr>
   </w:style>
-  <w:style w:type="table" w:styleId="91">
+  <w:style w:type="table" w:styleId="801">
     <w:name w:val="List Table 4 - Accent 2"/>
-    <w:basedOn w:val="11"/>
+    <w:basedOn w:val="721"/>
     <w:uiPriority w:val="99"/>
     <w:pPr>
       <w:pBdr/>
@@ -22110,9 +21897,9 @@
       </w:tcPr>
     </w:tblStylePr>
   </w:style>
-  <w:style w:type="table" w:styleId="92">
+  <w:style w:type="table" w:styleId="802">
     <w:name w:val="List Table 4 - Accent 3"/>
-    <w:basedOn w:val="11"/>
+    <w:basedOn w:val="721"/>
     <w:uiPriority w:val="99"/>
     <w:pPr>
       <w:pBdr/>
@@ -22335,9 +22122,9 @@
       </w:tcPr>
     </w:tblStylePr>
   </w:style>
-  <w:style w:type="table" w:styleId="93">
+  <w:style w:type="table" w:styleId="803">
     <w:name w:val="List Table 4 - Accent 4"/>
-    <w:basedOn w:val="11"/>
+    <w:basedOn w:val="721"/>
     <w:uiPriority w:val="99"/>
     <w:pPr>
       <w:pBdr/>
@@ -22560,9 +22347,9 @@
       </w:tcPr>
     </w:tblStylePr>
   </w:style>
-  <w:style w:type="table" w:styleId="94">
+  <w:style w:type="table" w:styleId="804">
     <w:name w:val="List Table 4 - Accent 5"/>
-    <w:basedOn w:val="11"/>
+    <w:basedOn w:val="721"/>
     <w:uiPriority w:val="99"/>
     <w:pPr>
       <w:pBdr/>
@@ -22785,9 +22572,9 @@
       </w:tcPr>
     </w:tblStylePr>
   </w:style>
-  <w:style w:type="table" w:styleId="95">
+  <w:style w:type="table" w:styleId="805">
     <w:name w:val="List Table 4 - Accent 6"/>
-    <w:basedOn w:val="11"/>
+    <w:basedOn w:val="721"/>
     <w:uiPriority w:val="99"/>
     <w:pPr>
       <w:pBdr/>
@@ -23010,9 +22797,9 @@
       </w:tcPr>
     </w:tblStylePr>
   </w:style>
-  <w:style w:type="table" w:styleId="96">
+  <w:style w:type="table" w:styleId="806">
     <w:name w:val="List Table 5 Dark"/>
-    <w:basedOn w:val="11"/>
+    <w:basedOn w:val="721"/>
     <w:uiPriority w:val="99"/>
     <w:pPr>
       <w:pBdr/>
@@ -23252,9 +23039,9 @@
       </w:tcPr>
     </w:tblStylePr>
   </w:style>
-  <w:style w:type="table" w:styleId="97">
+  <w:style w:type="table" w:styleId="807">
     <w:name w:val="List Table 5 Dark - Accent 1"/>
-    <w:basedOn w:val="11"/>
+    <w:basedOn w:val="721"/>
     <w:uiPriority w:val="99"/>
     <w:pPr>
       <w:pBdr/>
@@ -23494,9 +23281,9 @@
       </w:tcPr>
     </w:tblStylePr>
   </w:style>
-  <w:style w:type="table" w:styleId="98">
+  <w:style w:type="table" w:styleId="808">
     <w:name w:val="List Table 5 Dark - Accent 2"/>
-    <w:basedOn w:val="11"/>
+    <w:basedOn w:val="721"/>
     <w:uiPriority w:val="99"/>
     <w:pPr>
       <w:pBdr/>
@@ -23736,9 +23523,9 @@
       </w:tcPr>
     </w:tblStylePr>
   </w:style>
-  <w:style w:type="table" w:styleId="99">
+  <w:style w:type="table" w:styleId="809">
     <w:name w:val="List Table 5 Dark - Accent 3"/>
-    <w:basedOn w:val="11"/>
+    <w:basedOn w:val="721"/>
     <w:uiPriority w:val="99"/>
     <w:pPr>
       <w:pBdr/>
@@ -23978,9 +23765,9 @@
       </w:tcPr>
     </w:tblStylePr>
   </w:style>
-  <w:style w:type="table" w:styleId="100">
+  <w:style w:type="table" w:styleId="810">
     <w:name w:val="List Table 5 Dark - Accent 4"/>
-    <w:basedOn w:val="11"/>
+    <w:basedOn w:val="721"/>
     <w:uiPriority w:val="99"/>
     <w:pPr>
       <w:pBdr/>
@@ -24220,9 +24007,9 @@
       </w:tcPr>
     </w:tblStylePr>
   </w:style>
-  <w:style w:type="table" w:styleId="101">
+  <w:style w:type="table" w:styleId="811">
     <w:name w:val="List Table 5 Dark - Accent 5"/>
-    <w:basedOn w:val="11"/>
+    <w:basedOn w:val="721"/>
     <w:uiPriority w:val="99"/>
     <w:pPr>
       <w:pBdr/>
@@ -24462,9 +24249,9 @@
       </w:tcPr>
     </w:tblStylePr>
   </w:style>
-  <w:style w:type="table" w:styleId="102">
+  <w:style w:type="table" w:styleId="812">
     <w:name w:val="List Table 5 Dark - Accent 6"/>
-    <w:basedOn w:val="11"/>
+    <w:basedOn w:val="721"/>
     <w:uiPriority w:val="99"/>
     <w:pPr>
       <w:pBdr/>
@@ -24704,9 +24491,9 @@
       </w:tcPr>
     </w:tblStylePr>
   </w:style>
-  <w:style w:type="table" w:styleId="103">
+  <w:style w:type="table" w:styleId="813">
     <w:name w:val="List Table 6 Colorful"/>
-    <w:basedOn w:val="11"/>
+    <w:basedOn w:val="721"/>
     <w:uiPriority w:val="99"/>
     <w:pPr>
       <w:pBdr/>
@@ -24927,9 +24714,9 @@
       </w:tcPr>
     </w:tblStylePr>
   </w:style>
-  <w:style w:type="table" w:styleId="104">
+  <w:style w:type="table" w:styleId="814">
     <w:name w:val="List Table 6 Colorful - Accent 1"/>
-    <w:basedOn w:val="11"/>
+    <w:basedOn w:val="721"/>
     <w:uiPriority w:val="99"/>
     <w:pPr>
       <w:pBdr/>
@@ -25150,9 +24937,9 @@
       </w:tcPr>
     </w:tblStylePr>
   </w:style>
-  <w:style w:type="table" w:styleId="105">
+  <w:style w:type="table" w:styleId="815">
     <w:name w:val="List Table 6 Colorful - Accent 2"/>
-    <w:basedOn w:val="11"/>
+    <w:basedOn w:val="721"/>
     <w:uiPriority w:val="99"/>
     <w:pPr>
       <w:pBdr/>
@@ -25373,9 +25160,9 @@
       </w:tcPr>
     </w:tblStylePr>
   </w:style>
-  <w:style w:type="table" w:styleId="106">
+  <w:style w:type="table" w:styleId="816">
     <w:name w:val="List Table 6 Colorful - Accent 3"/>
-    <w:basedOn w:val="11"/>
+    <w:basedOn w:val="721"/>
     <w:uiPriority w:val="99"/>
     <w:pPr>
       <w:pBdr/>
@@ -25596,9 +25383,9 @@
       </w:tcPr>
     </w:tblStylePr>
   </w:style>
-  <w:style w:type="table" w:styleId="107">
+  <w:style w:type="table" w:styleId="817">
     <w:name w:val="List Table 6 Colorful - Accent 4"/>
-    <w:basedOn w:val="11"/>
+    <w:basedOn w:val="721"/>
     <w:uiPriority w:val="99"/>
     <w:pPr>
       <w:pBdr/>
@@ -25819,9 +25606,9 @@
       </w:tcPr>
     </w:tblStylePr>
   </w:style>
-  <w:style w:type="table" w:styleId="108">
+  <w:style w:type="table" w:styleId="818">
     <w:name w:val="List Table 6 Colorful - Accent 5"/>
-    <w:basedOn w:val="11"/>
+    <w:basedOn w:val="721"/>
     <w:uiPriority w:val="99"/>
     <w:pPr>
       <w:pBdr/>
@@ -26042,9 +25829,9 @@
       </w:tcPr>
     </w:tblStylePr>
   </w:style>
-  <w:style w:type="table" w:styleId="109">
+  <w:style w:type="table" w:styleId="819">
     <w:name w:val="List Table 6 Colorful - Accent 6"/>
-    <w:basedOn w:val="11"/>
+    <w:basedOn w:val="721"/>
     <w:uiPriority w:val="99"/>
     <w:pPr>
       <w:pBdr/>
@@ -26265,9 +26052,9 @@
       </w:tcPr>
     </w:tblStylePr>
   </w:style>
-  <w:style w:type="table" w:styleId="110">
+  <w:style w:type="table" w:styleId="820">
     <w:name w:val="List Table 7 Colorful"/>
-    <w:basedOn w:val="11"/>
+    <w:basedOn w:val="721"/>
     <w:uiPriority w:val="99"/>
     <w:pPr>
       <w:pBdr/>
@@ -26366,11 +26153,11 @@
         <w:tblBorders/>
       </w:tblPr>
       <w:tcPr>
-        <w:shd w:color="ffffff"/>
+        <w:shd w:val="clear" w:color="ffffff"/>
         <w:tcBorders>
-          <w:top w:val="none"/>
-          <w:left w:val="none"/>
-          <w:bottom w:val="none"/>
+          <w:top w:val="none" w:color="000000" w:sz="4" w:space="0"/>
+          <w:left w:val="none" w:color="000000" w:sz="4" w:space="0"/>
+          <w:bottom w:val="none" w:color="000000" w:sz="4" w:space="0"/>
           <w:right w:val="single" w:color="000000" w:themeColor="text1" w:themeTint="80" w:sz="4" w:space="0"/>
         </w:tcBorders>
       </w:tcPr>
@@ -26393,10 +26180,10 @@
       <w:tcPr>
         <w:shd w:val="clear" w:color="ffffff" w:themeColor="light1" w:fill="ffffff" w:themeFill="light1"/>
         <w:tcBorders>
-          <w:top w:val="none"/>
-          <w:left w:val="none"/>
+          <w:top w:val="none" w:color="000000" w:sz="4" w:space="0"/>
+          <w:left w:val="none" w:color="000000" w:sz="4" w:space="0"/>
           <w:bottom w:val="single" w:color="000000" w:themeColor="text1" w:themeTint="80" w:sz="4" w:space="0"/>
-          <w:right w:val="none"/>
+          <w:right w:val="none" w:color="000000" w:sz="4" w:space="0"/>
         </w:tcBorders>
       </w:tcPr>
     </w:tblStylePr>
@@ -26416,12 +26203,12 @@
         <w:tblBorders/>
       </w:tblPr>
       <w:tcPr>
-        <w:shd w:color="ffffff"/>
+        <w:shd w:val="clear" w:color="ffffff"/>
         <w:tcBorders>
-          <w:top w:val="none"/>
+          <w:top w:val="none" w:color="000000" w:sz="4" w:space="0"/>
           <w:left w:val="single" w:color="000000" w:themeColor="text1" w:themeTint="80" w:sz="4" w:space="0"/>
-          <w:bottom w:val="none"/>
-          <w:right w:val="none"/>
+          <w:bottom w:val="none" w:color="000000" w:sz="4" w:space="0"/>
+          <w:right w:val="none" w:color="000000" w:sz="4" w:space="0"/>
         </w:tcBorders>
       </w:tcPr>
     </w:tblStylePr>
@@ -26444,9 +26231,9 @@
         <w:shd w:val="clear" w:color="ffffff" w:themeColor="light1" w:fill="ffffff" w:themeFill="light1"/>
         <w:tcBorders>
           <w:top w:val="single" w:color="000000" w:themeColor="text1" w:themeTint="80" w:sz="4" w:space="0"/>
-          <w:left w:val="none"/>
-          <w:bottom w:val="none"/>
-          <w:right w:val="none"/>
+          <w:left w:val="none" w:color="000000" w:sz="4" w:space="0"/>
+          <w:bottom w:val="none" w:color="000000" w:sz="4" w:space="0"/>
+          <w:right w:val="none" w:color="000000" w:sz="4" w:space="0"/>
         </w:tcBorders>
       </w:tcPr>
     </w:tblStylePr>
@@ -26521,9 +26308,9 @@
       </w:tcPr>
     </w:tblStylePr>
   </w:style>
-  <w:style w:type="table" w:styleId="111">
+  <w:style w:type="table" w:styleId="821">
     <w:name w:val="List Table 7 Colorful - Accent 1"/>
-    <w:basedOn w:val="11"/>
+    <w:basedOn w:val="721"/>
     <w:uiPriority w:val="99"/>
     <w:pPr>
       <w:pBdr/>
@@ -26622,11 +26409,11 @@
         <w:tblBorders/>
       </w:tblPr>
       <w:tcPr>
-        <w:shd w:color="ffffff"/>
+        <w:shd w:val="clear" w:color="ffffff"/>
         <w:tcBorders>
-          <w:top w:val="none"/>
-          <w:left w:val="none"/>
-          <w:bottom w:val="none"/>
+          <w:top w:val="none" w:color="000000" w:sz="4" w:space="0"/>
+          <w:left w:val="none" w:color="000000" w:sz="4" w:space="0"/>
+          <w:bottom w:val="none" w:color="000000" w:sz="4" w:space="0"/>
           <w:right w:val="single" w:color="000000" w:themeColor="accent1" w:sz="4" w:space="0"/>
         </w:tcBorders>
       </w:tcPr>
@@ -26649,10 +26436,10 @@
       <w:tcPr>
         <w:shd w:val="clear" w:color="ffffff" w:themeColor="light1" w:fill="ffffff" w:themeFill="light1"/>
         <w:tcBorders>
-          <w:top w:val="none"/>
-          <w:left w:val="none"/>
+          <w:top w:val="none" w:color="000000" w:sz="4" w:space="0"/>
+          <w:left w:val="none" w:color="000000" w:sz="4" w:space="0"/>
           <w:bottom w:val="single" w:color="000000" w:themeColor="accent1" w:sz="4" w:space="0"/>
-          <w:right w:val="none"/>
+          <w:right w:val="none" w:color="000000" w:sz="4" w:space="0"/>
         </w:tcBorders>
       </w:tcPr>
     </w:tblStylePr>
@@ -26672,12 +26459,12 @@
         <w:tblBorders/>
       </w:tblPr>
       <w:tcPr>
-        <w:shd w:color="ffffff"/>
+        <w:shd w:val="clear" w:color="ffffff"/>
         <w:tcBorders>
-          <w:top w:val="none"/>
+          <w:top w:val="none" w:color="000000" w:sz="4" w:space="0"/>
           <w:left w:val="single" w:color="000000" w:themeColor="accent1" w:sz="4" w:space="0"/>
-          <w:bottom w:val="none"/>
-          <w:right w:val="none"/>
+          <w:bottom w:val="none" w:color="000000" w:sz="4" w:space="0"/>
+          <w:right w:val="none" w:color="000000" w:sz="4" w:space="0"/>
         </w:tcBorders>
       </w:tcPr>
     </w:tblStylePr>
@@ -26700,9 +26487,9 @@
         <w:shd w:val="clear" w:color="ffffff" w:themeColor="light1" w:fill="ffffff" w:themeFill="light1"/>
         <w:tcBorders>
           <w:top w:val="single" w:color="000000" w:themeColor="accent1" w:sz="4" w:space="0"/>
-          <w:left w:val="none"/>
-          <w:bottom w:val="none"/>
-          <w:right w:val="none"/>
+          <w:left w:val="none" w:color="000000" w:sz="4" w:space="0"/>
+          <w:bottom w:val="none" w:color="000000" w:sz="4" w:space="0"/>
+          <w:right w:val="none" w:color="000000" w:sz="4" w:space="0"/>
         </w:tcBorders>
       </w:tcPr>
     </w:tblStylePr>
@@ -26777,9 +26564,9 @@
       </w:tcPr>
     </w:tblStylePr>
   </w:style>
-  <w:style w:type="table" w:styleId="112">
+  <w:style w:type="table" w:styleId="822">
     <w:name w:val="List Table 7 Colorful - Accent 2"/>
-    <w:basedOn w:val="11"/>
+    <w:basedOn w:val="721"/>
     <w:uiPriority w:val="99"/>
     <w:pPr>
       <w:pBdr/>
@@ -26878,11 +26665,11 @@
         <w:tblBorders/>
       </w:tblPr>
       <w:tcPr>
-        <w:shd w:color="ffffff"/>
+        <w:shd w:val="clear" w:color="ffffff"/>
         <w:tcBorders>
-          <w:top w:val="none"/>
-          <w:left w:val="none"/>
-          <w:bottom w:val="none"/>
+          <w:top w:val="none" w:color="000000" w:sz="4" w:space="0"/>
+          <w:left w:val="none" w:color="000000" w:sz="4" w:space="0"/>
+          <w:bottom w:val="none" w:color="000000" w:sz="4" w:space="0"/>
           <w:right w:val="single" w:color="000000" w:themeColor="accent2" w:themeTint="97" w:sz="4" w:space="0"/>
         </w:tcBorders>
       </w:tcPr>
@@ -26905,10 +26692,10 @@
       <w:tcPr>
         <w:shd w:val="clear" w:color="ffffff" w:themeColor="light1" w:fill="ffffff" w:themeFill="light1"/>
         <w:tcBorders>
-          <w:top w:val="none"/>
-          <w:left w:val="none"/>
+          <w:top w:val="none" w:color="000000" w:sz="4" w:space="0"/>
+          <w:left w:val="none" w:color="000000" w:sz="4" w:space="0"/>
           <w:bottom w:val="single" w:color="000000" w:themeColor="accent2" w:themeTint="97" w:sz="4" w:space="0"/>
-          <w:right w:val="none"/>
+          <w:right w:val="none" w:color="000000" w:sz="4" w:space="0"/>
         </w:tcBorders>
       </w:tcPr>
     </w:tblStylePr>
@@ -26928,12 +26715,12 @@
         <w:tblBorders/>
       </w:tblPr>
       <w:tcPr>
-        <w:shd w:color="ffffff"/>
+        <w:shd w:val="clear" w:color="ffffff"/>
         <w:tcBorders>
-          <w:top w:val="none"/>
+          <w:top w:val="none" w:color="000000" w:sz="4" w:space="0"/>
           <w:left w:val="single" w:color="000000" w:themeColor="accent2" w:themeTint="97" w:sz="4" w:space="0"/>
-          <w:bottom w:val="none"/>
-          <w:right w:val="none"/>
+          <w:bottom w:val="none" w:color="000000" w:sz="4" w:space="0"/>
+          <w:right w:val="none" w:color="000000" w:sz="4" w:space="0"/>
         </w:tcBorders>
       </w:tcPr>
     </w:tblStylePr>
@@ -26956,9 +26743,9 @@
         <w:shd w:val="clear" w:color="ffffff" w:themeColor="light1" w:fill="ffffff" w:themeFill="light1"/>
         <w:tcBorders>
           <w:top w:val="single" w:color="000000" w:themeColor="accent2" w:themeTint="97" w:sz="4" w:space="0"/>
-          <w:left w:val="none"/>
-          <w:bottom w:val="none"/>
-          <w:right w:val="none"/>
+          <w:left w:val="none" w:color="000000" w:sz="4" w:space="0"/>
+          <w:bottom w:val="none" w:color="000000" w:sz="4" w:space="0"/>
+          <w:right w:val="none" w:color="000000" w:sz="4" w:space="0"/>
         </w:tcBorders>
       </w:tcPr>
     </w:tblStylePr>
@@ -27033,9 +26820,9 @@
       </w:tcPr>
     </w:tblStylePr>
   </w:style>
-  <w:style w:type="table" w:styleId="113">
+  <w:style w:type="table" w:styleId="823">
     <w:name w:val="List Table 7 Colorful - Accent 3"/>
-    <w:basedOn w:val="11"/>
+    <w:basedOn w:val="721"/>
     <w:uiPriority w:val="99"/>
     <w:pPr>
       <w:pBdr/>
@@ -27134,11 +26921,11 @@
         <w:tblBorders/>
       </w:tblPr>
       <w:tcPr>
-        <w:shd w:color="ffffff"/>
+        <w:shd w:val="clear" w:color="ffffff"/>
         <w:tcBorders>
-          <w:top w:val="none"/>
-          <w:left w:val="none"/>
-          <w:bottom w:val="none"/>
+          <w:top w:val="none" w:color="000000" w:sz="4" w:space="0"/>
+          <w:left w:val="none" w:color="000000" w:sz="4" w:space="0"/>
+          <w:bottom w:val="none" w:color="000000" w:sz="4" w:space="0"/>
           <w:right w:val="single" w:color="000000" w:themeColor="accent3" w:themeTint="98" w:sz="4" w:space="0"/>
         </w:tcBorders>
       </w:tcPr>
@@ -27161,10 +26948,10 @@
       <w:tcPr>
         <w:shd w:val="clear" w:color="ffffff" w:themeColor="light1" w:fill="ffffff" w:themeFill="light1"/>
         <w:tcBorders>
-          <w:top w:val="none"/>
-          <w:left w:val="none"/>
+          <w:top w:val="none" w:color="000000" w:sz="4" w:space="0"/>
+          <w:left w:val="none" w:color="000000" w:sz="4" w:space="0"/>
           <w:bottom w:val="single" w:color="000000" w:themeColor="accent3" w:themeTint="98" w:sz="4" w:space="0"/>
-          <w:right w:val="none"/>
+          <w:right w:val="none" w:color="000000" w:sz="4" w:space="0"/>
         </w:tcBorders>
       </w:tcPr>
     </w:tblStylePr>
@@ -27184,12 +26971,12 @@
         <w:tblBorders/>
       </w:tblPr>
       <w:tcPr>
-        <w:shd w:color="ffffff"/>
+        <w:shd w:val="clear" w:color="ffffff"/>
         <w:tcBorders>
-          <w:top w:val="none"/>
+          <w:top w:val="none" w:color="000000" w:sz="4" w:space="0"/>
           <w:left w:val="single" w:color="000000" w:themeColor="accent3" w:themeTint="98" w:sz="4" w:space="0"/>
-          <w:bottom w:val="none"/>
-          <w:right w:val="none"/>
+          <w:bottom w:val="none" w:color="000000" w:sz="4" w:space="0"/>
+          <w:right w:val="none" w:color="000000" w:sz="4" w:space="0"/>
         </w:tcBorders>
       </w:tcPr>
     </w:tblStylePr>
@@ -27212,9 +26999,9 @@
         <w:shd w:val="clear" w:color="ffffff" w:themeColor="light1" w:fill="ffffff" w:themeFill="light1"/>
         <w:tcBorders>
           <w:top w:val="single" w:color="000000" w:themeColor="accent3" w:themeTint="98" w:sz="4" w:space="0"/>
-          <w:left w:val="none"/>
-          <w:bottom w:val="none"/>
-          <w:right w:val="none"/>
+          <w:left w:val="none" w:color="000000" w:sz="4" w:space="0"/>
+          <w:bottom w:val="none" w:color="000000" w:sz="4" w:space="0"/>
+          <w:right w:val="none" w:color="000000" w:sz="4" w:space="0"/>
         </w:tcBorders>
       </w:tcPr>
     </w:tblStylePr>
@@ -27289,9 +27076,9 @@
       </w:tcPr>
     </w:tblStylePr>
   </w:style>
-  <w:style w:type="table" w:styleId="114">
+  <w:style w:type="table" w:styleId="824">
     <w:name w:val="List Table 7 Colorful - Accent 4"/>
-    <w:basedOn w:val="11"/>
+    <w:basedOn w:val="721"/>
     <w:uiPriority w:val="99"/>
     <w:pPr>
       <w:pBdr/>
@@ -27390,11 +27177,11 @@
         <w:tblBorders/>
       </w:tblPr>
       <w:tcPr>
-        <w:shd w:color="ffffff"/>
+        <w:shd w:val="clear" w:color="ffffff"/>
         <w:tcBorders>
-          <w:top w:val="none"/>
-          <w:left w:val="none"/>
-          <w:bottom w:val="none"/>
+          <w:top w:val="none" w:color="000000" w:sz="4" w:space="0"/>
+          <w:left w:val="none" w:color="000000" w:sz="4" w:space="0"/>
+          <w:bottom w:val="none" w:color="000000" w:sz="4" w:space="0"/>
           <w:right w:val="single" w:color="000000" w:themeColor="accent4" w:themeTint="9A" w:sz="4" w:space="0"/>
         </w:tcBorders>
       </w:tcPr>
@@ -27417,10 +27204,10 @@
       <w:tcPr>
         <w:shd w:val="clear" w:color="ffffff" w:themeColor="light1" w:fill="ffffff" w:themeFill="light1"/>
         <w:tcBorders>
-          <w:top w:val="none"/>
-          <w:left w:val="none"/>
+          <w:top w:val="none" w:color="000000" w:sz="4" w:space="0"/>
+          <w:left w:val="none" w:color="000000" w:sz="4" w:space="0"/>
           <w:bottom w:val="single" w:color="000000" w:themeColor="accent4" w:themeTint="9A" w:sz="4" w:space="0"/>
-          <w:right w:val="none"/>
+          <w:right w:val="none" w:color="000000" w:sz="4" w:space="0"/>
         </w:tcBorders>
       </w:tcPr>
     </w:tblStylePr>
@@ -27440,12 +27227,12 @@
         <w:tblBorders/>
       </w:tblPr>
       <w:tcPr>
-        <w:shd w:color="ffffff"/>
+        <w:shd w:val="clear" w:color="ffffff"/>
         <w:tcBorders>
-          <w:top w:val="none"/>
+          <w:top w:val="none" w:color="000000" w:sz="4" w:space="0"/>
           <w:left w:val="single" w:color="000000" w:themeColor="accent4" w:themeTint="9A" w:sz="4" w:space="0"/>
-          <w:bottom w:val="none"/>
-          <w:right w:val="none"/>
+          <w:bottom w:val="none" w:color="000000" w:sz="4" w:space="0"/>
+          <w:right w:val="none" w:color="000000" w:sz="4" w:space="0"/>
         </w:tcBorders>
       </w:tcPr>
     </w:tblStylePr>
@@ -27468,9 +27255,9 @@
         <w:shd w:val="clear" w:color="ffffff" w:themeColor="light1" w:fill="ffffff" w:themeFill="light1"/>
         <w:tcBorders>
           <w:top w:val="single" w:color="000000" w:themeColor="accent4" w:themeTint="9A" w:sz="4" w:space="0"/>
-          <w:left w:val="none"/>
-          <w:bottom w:val="none"/>
-          <w:right w:val="none"/>
+          <w:left w:val="none" w:color="000000" w:sz="4" w:space="0"/>
+          <w:bottom w:val="none" w:color="000000" w:sz="4" w:space="0"/>
+          <w:right w:val="none" w:color="000000" w:sz="4" w:space="0"/>
         </w:tcBorders>
       </w:tcPr>
     </w:tblStylePr>
@@ -27545,9 +27332,9 @@
       </w:tcPr>
     </w:tblStylePr>
   </w:style>
-  <w:style w:type="table" w:styleId="115">
+  <w:style w:type="table" w:styleId="825">
     <w:name w:val="List Table 7 Colorful - Accent 5"/>
-    <w:basedOn w:val="11"/>
+    <w:basedOn w:val="721"/>
     <w:uiPriority w:val="99"/>
     <w:pPr>
       <w:pBdr/>
@@ -27646,11 +27433,11 @@
         <w:tblBorders/>
       </w:tblPr>
       <w:tcPr>
-        <w:shd w:color="ffffff"/>
+        <w:shd w:val="clear" w:color="ffffff"/>
         <w:tcBorders>
-          <w:top w:val="none"/>
-          <w:left w:val="none"/>
-          <w:bottom w:val="none"/>
+          <w:top w:val="none" w:color="000000" w:sz="4" w:space="0"/>
+          <w:left w:val="none" w:color="000000" w:sz="4" w:space="0"/>
+          <w:bottom w:val="none" w:color="000000" w:sz="4" w:space="0"/>
           <w:right w:val="single" w:color="000000" w:themeColor="accent5" w:themeTint="9A" w:sz="4" w:space="0"/>
         </w:tcBorders>
       </w:tcPr>
@@ -27673,10 +27460,10 @@
       <w:tcPr>
         <w:shd w:val="clear" w:color="ffffff" w:themeColor="light1" w:fill="ffffff" w:themeFill="light1"/>
         <w:tcBorders>
-          <w:top w:val="none"/>
-          <w:left w:val="none"/>
+          <w:top w:val="none" w:color="000000" w:sz="4" w:space="0"/>
+          <w:left w:val="none" w:color="000000" w:sz="4" w:space="0"/>
           <w:bottom w:val="single" w:color="000000" w:themeColor="accent5" w:themeTint="9A" w:sz="4" w:space="0"/>
-          <w:right w:val="none"/>
+          <w:right w:val="none" w:color="000000" w:sz="4" w:space="0"/>
         </w:tcBorders>
       </w:tcPr>
     </w:tblStylePr>
@@ -27696,12 +27483,12 @@
         <w:tblBorders/>
       </w:tblPr>
       <w:tcPr>
-        <w:shd w:color="ffffff"/>
+        <w:shd w:val="clear" w:color="ffffff"/>
         <w:tcBorders>
-          <w:top w:val="none"/>
+          <w:top w:val="none" w:color="000000" w:sz="4" w:space="0"/>
           <w:left w:val="single" w:color="000000" w:themeColor="accent5" w:themeTint="9A" w:sz="4" w:space="0"/>
-          <w:bottom w:val="none"/>
-          <w:right w:val="none"/>
+          <w:bottom w:val="none" w:color="000000" w:sz="4" w:space="0"/>
+          <w:right w:val="none" w:color="000000" w:sz="4" w:space="0"/>
         </w:tcBorders>
       </w:tcPr>
     </w:tblStylePr>
@@ -27724,9 +27511,9 @@
         <w:shd w:val="clear" w:color="ffffff" w:themeColor="light1" w:fill="ffffff" w:themeFill="light1"/>
         <w:tcBorders>
           <w:top w:val="single" w:color="000000" w:themeColor="accent5" w:themeTint="9A" w:sz="4" w:space="0"/>
-          <w:left w:val="none"/>
-          <w:bottom w:val="none"/>
-          <w:right w:val="none"/>
+          <w:left w:val="none" w:color="000000" w:sz="4" w:space="0"/>
+          <w:bottom w:val="none" w:color="000000" w:sz="4" w:space="0"/>
+          <w:right w:val="none" w:color="000000" w:sz="4" w:space="0"/>
         </w:tcBorders>
       </w:tcPr>
     </w:tblStylePr>
@@ -27801,9 +27588,9 @@
       </w:tcPr>
     </w:tblStylePr>
   </w:style>
-  <w:style w:type="table" w:styleId="116">
+  <w:style w:type="table" w:styleId="826">
     <w:name w:val="List Table 7 Colorful - Accent 6"/>
-    <w:basedOn w:val="11"/>
+    <w:basedOn w:val="721"/>
     <w:uiPriority w:val="99"/>
     <w:pPr>
       <w:pBdr/>
@@ -27902,11 +27689,11 @@
         <w:tblBorders/>
       </w:tblPr>
       <w:tcPr>
-        <w:shd w:color="ffffff"/>
+        <w:shd w:val="clear" w:color="ffffff"/>
         <w:tcBorders>
-          <w:top w:val="none"/>
-          <w:left w:val="none"/>
-          <w:bottom w:val="none"/>
+          <w:top w:val="none" w:color="000000" w:sz="4" w:space="0"/>
+          <w:left w:val="none" w:color="000000" w:sz="4" w:space="0"/>
+          <w:bottom w:val="none" w:color="000000" w:sz="4" w:space="0"/>
           <w:right w:val="single" w:color="000000" w:themeColor="accent6" w:themeTint="98" w:sz="4" w:space="0"/>
         </w:tcBorders>
       </w:tcPr>
@@ -27929,10 +27716,10 @@
       <w:tcPr>
         <w:shd w:val="clear" w:color="ffffff" w:themeColor="light1" w:fill="ffffff" w:themeFill="light1"/>
         <w:tcBorders>
-          <w:top w:val="none"/>
-          <w:left w:val="none"/>
+          <w:top w:val="none" w:color="000000" w:sz="4" w:space="0"/>
+          <w:left w:val="none" w:color="000000" w:sz="4" w:space="0"/>
           <w:bottom w:val="single" w:color="000000" w:themeColor="accent6" w:themeTint="98" w:sz="4" w:space="0"/>
-          <w:right w:val="none"/>
+          <w:right w:val="none" w:color="000000" w:sz="4" w:space="0"/>
         </w:tcBorders>
       </w:tcPr>
     </w:tblStylePr>
@@ -27952,12 +27739,12 @@
         <w:tblBorders/>
       </w:tblPr>
       <w:tcPr>
-        <w:shd w:color="ffffff"/>
+        <w:shd w:val="clear" w:color="ffffff"/>
         <w:tcBorders>
-          <w:top w:val="none"/>
+          <w:top w:val="none" w:color="000000" w:sz="4" w:space="0"/>
           <w:left w:val="single" w:color="000000" w:themeColor="accent6" w:themeTint="98" w:sz="4" w:space="0"/>
-          <w:bottom w:val="none"/>
-          <w:right w:val="none"/>
+          <w:bottom w:val="none" w:color="000000" w:sz="4" w:space="0"/>
+          <w:right w:val="none" w:color="000000" w:sz="4" w:space="0"/>
         </w:tcBorders>
       </w:tcPr>
     </w:tblStylePr>
@@ -27980,9 +27767,9 @@
         <w:shd w:val="clear" w:color="ffffff" w:themeColor="light1" w:fill="ffffff" w:themeFill="light1"/>
         <w:tcBorders>
           <w:top w:val="single" w:color="000000" w:themeColor="accent6" w:themeTint="98" w:sz="4" w:space="0"/>
-          <w:left w:val="none"/>
-          <w:bottom w:val="none"/>
-          <w:right w:val="none"/>
+          <w:left w:val="none" w:color="000000" w:sz="4" w:space="0"/>
+          <w:bottom w:val="none" w:color="000000" w:sz="4" w:space="0"/>
+          <w:right w:val="none" w:color="000000" w:sz="4" w:space="0"/>
         </w:tcBorders>
       </w:tcPr>
     </w:tblStylePr>
@@ -28057,9 +27844,9 @@
       </w:tcPr>
     </w:tblStylePr>
   </w:style>
-  <w:style w:type="table" w:styleId="117">
+  <w:style w:type="table" w:styleId="827">
     <w:name w:val="Lined - Accent"/>
-    <w:basedOn w:val="11"/>
+    <w:basedOn w:val="721"/>
     <w:uiPriority w:val="99"/>
     <w:pPr>
       <w:pBdr/>
@@ -28294,9 +28081,9 @@
       </w:tcPr>
     </w:tblStylePr>
   </w:style>
-  <w:style w:type="table" w:styleId="118">
+  <w:style w:type="table" w:styleId="828">
     <w:name w:val="Lined - Accent 1"/>
-    <w:basedOn w:val="11"/>
+    <w:basedOn w:val="721"/>
     <w:uiPriority w:val="99"/>
     <w:pPr>
       <w:pBdr/>
@@ -28531,9 +28318,9 @@
       </w:tcPr>
     </w:tblStylePr>
   </w:style>
-  <w:style w:type="table" w:styleId="119">
+  <w:style w:type="table" w:styleId="829">
     <w:name w:val="Lined - Accent 2"/>
-    <w:basedOn w:val="11"/>
+    <w:basedOn w:val="721"/>
     <w:uiPriority w:val="99"/>
     <w:pPr>
       <w:pBdr/>
@@ -28768,9 +28555,9 @@
       </w:tcPr>
     </w:tblStylePr>
   </w:style>
-  <w:style w:type="table" w:styleId="120">
+  <w:style w:type="table" w:styleId="830">
     <w:name w:val="Lined - Accent 3"/>
-    <w:basedOn w:val="11"/>
+    <w:basedOn w:val="721"/>
     <w:uiPriority w:val="99"/>
     <w:pPr>
       <w:pBdr/>
@@ -29005,9 +28792,9 @@
       </w:tcPr>
     </w:tblStylePr>
   </w:style>
-  <w:style w:type="table" w:styleId="121">
+  <w:style w:type="table" w:styleId="831">
     <w:name w:val="Lined - Accent 4"/>
-    <w:basedOn w:val="11"/>
+    <w:basedOn w:val="721"/>
     <w:uiPriority w:val="99"/>
     <w:pPr>
       <w:pBdr/>
@@ -29242,9 +29029,9 @@
       </w:tcPr>
     </w:tblStylePr>
   </w:style>
-  <w:style w:type="table" w:styleId="122">
+  <w:style w:type="table" w:styleId="832">
     <w:name w:val="Lined - Accent 5"/>
-    <w:basedOn w:val="11"/>
+    <w:basedOn w:val="721"/>
     <w:uiPriority w:val="99"/>
     <w:pPr>
       <w:pBdr/>
@@ -29479,9 +29266,9 @@
       </w:tcPr>
     </w:tblStylePr>
   </w:style>
-  <w:style w:type="table" w:styleId="123">
+  <w:style w:type="table" w:styleId="833">
     <w:name w:val="Lined - Accent 6"/>
-    <w:basedOn w:val="11"/>
+    <w:basedOn w:val="721"/>
     <w:uiPriority w:val="99"/>
     <w:pPr>
       <w:pBdr/>
@@ -29716,9 +29503,9 @@
       </w:tcPr>
     </w:tblStylePr>
   </w:style>
-  <w:style w:type="table" w:styleId="124">
+  <w:style w:type="table" w:styleId="834">
     <w:name w:val="Bordered &amp; Lined - Accent"/>
-    <w:basedOn w:val="11"/>
+    <w:basedOn w:val="721"/>
     <w:uiPriority w:val="99"/>
     <w:pPr>
       <w:pBdr/>
@@ -29960,9 +29747,9 @@
       </w:tcPr>
     </w:tblStylePr>
   </w:style>
-  <w:style w:type="table" w:styleId="125">
+  <w:style w:type="table" w:styleId="835">
     <w:name w:val="Bordered &amp; Lined - Accent 1"/>
-    <w:basedOn w:val="11"/>
+    <w:basedOn w:val="721"/>
     <w:uiPriority w:val="99"/>
     <w:pPr>
       <w:pBdr/>
@@ -30204,9 +29991,9 @@
       </w:tcPr>
     </w:tblStylePr>
   </w:style>
-  <w:style w:type="table" w:styleId="126">
+  <w:style w:type="table" w:styleId="836">
     <w:name w:val="Bordered &amp; Lined - Accent 2"/>
-    <w:basedOn w:val="11"/>
+    <w:basedOn w:val="721"/>
     <w:uiPriority w:val="99"/>
     <w:pPr>
       <w:pBdr/>
@@ -30448,9 +30235,9 @@
       </w:tcPr>
     </w:tblStylePr>
   </w:style>
-  <w:style w:type="table" w:styleId="127">
+  <w:style w:type="table" w:styleId="837">
     <w:name w:val="Bordered &amp; Lined - Accent 3"/>
-    <w:basedOn w:val="11"/>
+    <w:basedOn w:val="721"/>
     <w:uiPriority w:val="99"/>
     <w:pPr>
       <w:pBdr/>
@@ -30692,9 +30479,9 @@
       </w:tcPr>
     </w:tblStylePr>
   </w:style>
-  <w:style w:type="table" w:styleId="128">
+  <w:style w:type="table" w:styleId="838">
     <w:name w:val="Bordered &amp; Lined - Accent 4"/>
-    <w:basedOn w:val="11"/>
+    <w:basedOn w:val="721"/>
     <w:uiPriority w:val="99"/>
     <w:pPr>
       <w:pBdr/>
@@ -30936,9 +30723,9 @@
       </w:tcPr>
     </w:tblStylePr>
   </w:style>
-  <w:style w:type="table" w:styleId="129">
+  <w:style w:type="table" w:styleId="839">
     <w:name w:val="Bordered &amp; Lined - Accent 5"/>
-    <w:basedOn w:val="11"/>
+    <w:basedOn w:val="721"/>
     <w:uiPriority w:val="99"/>
     <w:pPr>
       <w:pBdr/>
@@ -31180,9 +30967,9 @@
       </w:tcPr>
     </w:tblStylePr>
   </w:style>
-  <w:style w:type="table" w:styleId="130">
+  <w:style w:type="table" w:styleId="840">
     <w:name w:val="Bordered &amp; Lined - Accent 6"/>
-    <w:basedOn w:val="11"/>
+    <w:basedOn w:val="721"/>
     <w:uiPriority w:val="99"/>
     <w:pPr>
       <w:pBdr/>
@@ -31424,9 +31211,9 @@
       </w:tcPr>
     </w:tblStylePr>
   </w:style>
-  <w:style w:type="table" w:styleId="131">
+  <w:style w:type="table" w:styleId="841">
     <w:name w:val="Bordered"/>
-    <w:basedOn w:val="11"/>
+    <w:basedOn w:val="721"/>
     <w:uiPriority w:val="99"/>
     <w:pPr>
       <w:pBdr/>
@@ -31655,9 +31442,9 @@
       </w:tcPr>
     </w:tblStylePr>
   </w:style>
-  <w:style w:type="table" w:styleId="132">
+  <w:style w:type="table" w:styleId="842">
     <w:name w:val="Bordered - Accent 1"/>
-    <w:basedOn w:val="11"/>
+    <w:basedOn w:val="721"/>
     <w:uiPriority w:val="99"/>
     <w:pPr>
       <w:pBdr/>
@@ -31886,9 +31673,9 @@
       </w:tcPr>
     </w:tblStylePr>
   </w:style>
-  <w:style w:type="table" w:styleId="133">
+  <w:style w:type="table" w:styleId="843">
     <w:name w:val="Bordered - Accent 2"/>
-    <w:basedOn w:val="11"/>
+    <w:basedOn w:val="721"/>
     <w:uiPriority w:val="99"/>
     <w:pPr>
       <w:pBdr/>
@@ -32117,9 +31904,9 @@
       </w:tcPr>
     </w:tblStylePr>
   </w:style>
-  <w:style w:type="table" w:styleId="134">
+  <w:style w:type="table" w:styleId="844">
     <w:name w:val="Bordered - Accent 3"/>
-    <w:basedOn w:val="11"/>
+    <w:basedOn w:val="721"/>
     <w:uiPriority w:val="99"/>
     <w:pPr>
       <w:pBdr/>
@@ -32348,9 +32135,9 @@
       </w:tcPr>
     </w:tblStylePr>
   </w:style>
-  <w:style w:type="table" w:styleId="135">
+  <w:style w:type="table" w:styleId="845">
     <w:name w:val="Bordered - Accent 4"/>
-    <w:basedOn w:val="11"/>
+    <w:basedOn w:val="721"/>
     <w:uiPriority w:val="99"/>
     <w:pPr>
       <w:pBdr/>
@@ -32579,9 +32366,9 @@
       </w:tcPr>
     </w:tblStylePr>
   </w:style>
-  <w:style w:type="table" w:styleId="136">
+  <w:style w:type="table" w:styleId="846">
     <w:name w:val="Bordered - Accent 5"/>
-    <w:basedOn w:val="11"/>
+    <w:basedOn w:val="721"/>
     <w:uiPriority w:val="99"/>
     <w:pPr>
       <w:pBdr/>
@@ -32810,9 +32597,9 @@
       </w:tcPr>
     </w:tblStylePr>
   </w:style>
-  <w:style w:type="table" w:styleId="137">
+  <w:style w:type="table" w:styleId="847">
     <w:name w:val="Bordered - Accent 6"/>
-    <w:basedOn w:val="11"/>
+    <w:basedOn w:val="721"/>
     <w:uiPriority w:val="99"/>
     <w:pPr>
       <w:pBdr/>
@@ -33041,11 +32828,11 @@
       </w:tcPr>
     </w:tblStylePr>
   </w:style>
-  <w:style w:type="paragraph" w:styleId="145">
+  <w:style w:type="paragraph" w:styleId="848">
     <w:name w:val="Heading 7"/>
-    <w:basedOn w:val="684"/>
-    <w:next w:val="684"/>
-    <w:link w:val="156"/>
+    <w:basedOn w:val="903"/>
+    <w:next w:val="903"/>
+    <w:link w:val="859"/>
     <w:uiPriority w:val="9"/>
     <w:unhideWhenUsed/>
     <w:qFormat/>
@@ -33062,11 +32849,11 @@
       <w:color w:val="595959" w:themeColor="text1" w:themeTint="A6"/>
     </w:rPr>
   </w:style>
-  <w:style w:type="paragraph" w:styleId="146">
+  <w:style w:type="paragraph" w:styleId="849">
     <w:name w:val="Heading 8"/>
-    <w:basedOn w:val="684"/>
-    <w:next w:val="684"/>
-    <w:link w:val="157"/>
+    <w:basedOn w:val="903"/>
+    <w:next w:val="903"/>
+    <w:link w:val="860"/>
     <w:uiPriority w:val="9"/>
     <w:unhideWhenUsed/>
     <w:qFormat/>
@@ -33085,11 +32872,11 @@
       <w:color w:val="272727" w:themeColor="text1" w:themeTint="D8"/>
     </w:rPr>
   </w:style>
-  <w:style w:type="paragraph" w:styleId="147">
+  <w:style w:type="paragraph" w:styleId="850">
     <w:name w:val="Heading 9"/>
-    <w:basedOn w:val="684"/>
-    <w:next w:val="684"/>
-    <w:link w:val="158"/>
+    <w:basedOn w:val="903"/>
+    <w:next w:val="903"/>
+    <w:link w:val="861"/>
     <w:uiPriority w:val="9"/>
     <w:unhideWhenUsed/>
     <w:qFormat/>
@@ -33108,7 +32895,7 @@
       <w:color w:val="272727" w:themeColor="text1" w:themeTint="D8"/>
     </w:rPr>
   </w:style>
-  <w:style w:type="character" w:styleId="148" w:default="1">
+  <w:style w:type="character" w:styleId="851" w:default="1">
     <w:name w:val="Default Paragraph Font"/>
     <w:uiPriority w:val="1"/>
     <w:semiHidden/>
@@ -33119,7 +32906,7 @@
       <w:ind/>
     </w:pPr>
   </w:style>
-  <w:style w:type="numbering" w:styleId="149" w:default="1">
+  <w:style w:type="numbering" w:styleId="852" w:default="1">
     <w:name w:val="No List"/>
     <w:uiPriority w:val="99"/>
     <w:semiHidden/>
@@ -33130,10 +32917,10 @@
       <w:ind/>
     </w:pPr>
   </w:style>
-  <w:style w:type="character" w:styleId="150">
+  <w:style w:type="character" w:styleId="853">
     <w:name w:val="Heading 1 Char"/>
-    <w:basedOn w:val="148"/>
-    <w:link w:val="685"/>
+    <w:basedOn w:val="851"/>
+    <w:link w:val="904"/>
     <w:uiPriority w:val="9"/>
     <w:pPr>
       <w:pBdr/>
@@ -33147,10 +32934,10 @@
       <w:szCs w:val="40"/>
     </w:rPr>
   </w:style>
-  <w:style w:type="character" w:styleId="151">
+  <w:style w:type="character" w:styleId="854">
     <w:name w:val="Heading 2 Char"/>
-    <w:basedOn w:val="148"/>
-    <w:link w:val="686"/>
+    <w:basedOn w:val="851"/>
+    <w:link w:val="905"/>
     <w:uiPriority w:val="9"/>
     <w:pPr>
       <w:pBdr/>
@@ -33164,10 +32951,10 @@
       <w:szCs w:val="32"/>
     </w:rPr>
   </w:style>
-  <w:style w:type="character" w:styleId="152">
+  <w:style w:type="character" w:styleId="855">
     <w:name w:val="Heading 3 Char"/>
-    <w:basedOn w:val="148"/>
-    <w:link w:val="687"/>
+    <w:basedOn w:val="851"/>
+    <w:link w:val="906"/>
     <w:uiPriority w:val="9"/>
     <w:pPr>
       <w:pBdr/>
@@ -33181,10 +32968,10 @@
       <w:szCs w:val="28"/>
     </w:rPr>
   </w:style>
-  <w:style w:type="character" w:styleId="153">
+  <w:style w:type="character" w:styleId="856">
     <w:name w:val="Heading 4 Char"/>
-    <w:basedOn w:val="148"/>
-    <w:link w:val="688"/>
+    <w:basedOn w:val="851"/>
+    <w:link w:val="907"/>
     <w:uiPriority w:val="9"/>
     <w:pPr>
       <w:pBdr/>
@@ -33198,10 +32985,10 @@
       <w:color w:val="0f4761" w:themeColor="accent1" w:themeShade="BF"/>
     </w:rPr>
   </w:style>
-  <w:style w:type="character" w:styleId="154">
+  <w:style w:type="character" w:styleId="857">
     <w:name w:val="Heading 5 Char"/>
-    <w:basedOn w:val="148"/>
-    <w:link w:val="689"/>
+    <w:basedOn w:val="851"/>
+    <w:link w:val="908"/>
     <w:uiPriority w:val="9"/>
     <w:pPr>
       <w:pBdr/>
@@ -33213,10 +33000,10 @@
       <w:color w:val="0f4761" w:themeColor="accent1" w:themeShade="BF"/>
     </w:rPr>
   </w:style>
-  <w:style w:type="character" w:styleId="155">
+  <w:style w:type="character" w:styleId="858">
     <w:name w:val="Heading 6 Char"/>
-    <w:basedOn w:val="148"/>
-    <w:link w:val="690"/>
+    <w:basedOn w:val="851"/>
+    <w:link w:val="909"/>
     <w:uiPriority w:val="9"/>
     <w:pPr>
       <w:pBdr/>
@@ -33230,10 +33017,10 @@
       <w:color w:val="595959" w:themeColor="text1" w:themeTint="A6"/>
     </w:rPr>
   </w:style>
-  <w:style w:type="character" w:styleId="156">
+  <w:style w:type="character" w:styleId="859">
     <w:name w:val="Heading 7 Char"/>
-    <w:basedOn w:val="148"/>
-    <w:link w:val="145"/>
+    <w:basedOn w:val="851"/>
+    <w:link w:val="848"/>
     <w:uiPriority w:val="9"/>
     <w:pPr>
       <w:pBdr/>
@@ -33245,10 +33032,10 @@
       <w:color w:val="595959" w:themeColor="text1" w:themeTint="A6"/>
     </w:rPr>
   </w:style>
-  <w:style w:type="character" w:styleId="157">
+  <w:style w:type="character" w:styleId="860">
     <w:name w:val="Heading 8 Char"/>
-    <w:basedOn w:val="148"/>
-    <w:link w:val="146"/>
+    <w:basedOn w:val="851"/>
+    <w:link w:val="849"/>
     <w:uiPriority w:val="9"/>
     <w:pPr>
       <w:pBdr/>
@@ -33262,10 +33049,10 @@
       <w:color w:val="272727" w:themeColor="text1" w:themeTint="D8"/>
     </w:rPr>
   </w:style>
-  <w:style w:type="character" w:styleId="158">
+  <w:style w:type="character" w:styleId="861">
     <w:name w:val="Heading 9 Char"/>
-    <w:basedOn w:val="148"/>
-    <w:link w:val="147"/>
+    <w:basedOn w:val="851"/>
+    <w:link w:val="850"/>
     <w:uiPriority w:val="9"/>
     <w:pPr>
       <w:pBdr/>
@@ -33279,10 +33066,10 @@
       <w:color w:val="272727" w:themeColor="text1" w:themeTint="D8"/>
     </w:rPr>
   </w:style>
-  <w:style w:type="character" w:styleId="160">
+  <w:style w:type="character" w:styleId="862">
     <w:name w:val="Title Char"/>
-    <w:basedOn w:val="148"/>
-    <w:link w:val="691"/>
+    <w:basedOn w:val="851"/>
+    <w:link w:val="910"/>
     <w:uiPriority w:val="10"/>
     <w:pPr>
       <w:pBdr/>
@@ -33296,10 +33083,10 @@
       <w:szCs w:val="56"/>
     </w:rPr>
   </w:style>
-  <w:style w:type="character" w:styleId="162">
+  <w:style w:type="character" w:styleId="863">
     <w:name w:val="Subtitle Char"/>
-    <w:basedOn w:val="148"/>
-    <w:link w:val="692"/>
+    <w:basedOn w:val="851"/>
+    <w:link w:val="911"/>
     <w:uiPriority w:val="11"/>
     <w:pPr>
       <w:pBdr/>
@@ -33313,11 +33100,11 @@
       <w:szCs w:val="28"/>
     </w:rPr>
   </w:style>
-  <w:style w:type="paragraph" w:styleId="163">
+  <w:style w:type="paragraph" w:styleId="864">
     <w:name w:val="Quote"/>
-    <w:basedOn w:val="684"/>
-    <w:next w:val="684"/>
-    <w:link w:val="164"/>
+    <w:basedOn w:val="903"/>
+    <w:next w:val="903"/>
+    <w:link w:val="865"/>
     <w:uiPriority w:val="29"/>
     <w:qFormat/>
     <w:pPr>
@@ -33332,10 +33119,10 @@
       <w:color w:val="404040" w:themeColor="text1" w:themeTint="BF"/>
     </w:rPr>
   </w:style>
-  <w:style w:type="character" w:styleId="164">
+  <w:style w:type="character" w:styleId="865">
     <w:name w:val="Quote Char"/>
-    <w:basedOn w:val="148"/>
-    <w:link w:val="163"/>
+    <w:basedOn w:val="851"/>
+    <w:link w:val="864"/>
     <w:uiPriority w:val="29"/>
     <w:pPr>
       <w:pBdr/>
@@ -33348,9 +33135,9 @@
       <w:color w:val="404040" w:themeColor="text1" w:themeTint="BF"/>
     </w:rPr>
   </w:style>
-  <w:style w:type="paragraph" w:styleId="165">
+  <w:style w:type="paragraph" w:styleId="866">
     <w:name w:val="List Paragraph"/>
-    <w:basedOn w:val="684"/>
+    <w:basedOn w:val="903"/>
     <w:uiPriority w:val="34"/>
     <w:qFormat/>
     <w:pPr>
@@ -33360,9 +33147,9 @@
       <w:contextualSpacing w:val="true"/>
     </w:pPr>
   </w:style>
-  <w:style w:type="character" w:styleId="166">
+  <w:style w:type="character" w:styleId="867">
     <w:name w:val="Intense Emphasis"/>
-    <w:basedOn w:val="148"/>
+    <w:basedOn w:val="851"/>
     <w:uiPriority w:val="21"/>
     <w:qFormat/>
     <w:pPr>
@@ -33376,11 +33163,11 @@
       <w:color w:val="0f4761" w:themeColor="accent1" w:themeShade="BF"/>
     </w:rPr>
   </w:style>
-  <w:style w:type="paragraph" w:styleId="167">
+  <w:style w:type="paragraph" w:styleId="868">
     <w:name w:val="Intense Quote"/>
-    <w:basedOn w:val="684"/>
-    <w:next w:val="684"/>
-    <w:link w:val="168"/>
+    <w:basedOn w:val="903"/>
+    <w:next w:val="903"/>
+    <w:link w:val="869"/>
     <w:uiPriority w:val="30"/>
     <w:qFormat/>
     <w:pPr>
@@ -33398,10 +33185,10 @@
       <w:color w:val="0f4761" w:themeColor="accent1" w:themeShade="BF"/>
     </w:rPr>
   </w:style>
-  <w:style w:type="character" w:styleId="168">
+  <w:style w:type="character" w:styleId="869">
     <w:name w:val="Intense Quote Char"/>
-    <w:basedOn w:val="148"/>
-    <w:link w:val="167"/>
+    <w:basedOn w:val="851"/>
+    <w:link w:val="868"/>
     <w:uiPriority w:val="30"/>
     <w:pPr>
       <w:pBdr/>
@@ -33414,9 +33201,9 @@
       <w:color w:val="0f4761" w:themeColor="accent1" w:themeShade="BF"/>
     </w:rPr>
   </w:style>
-  <w:style w:type="character" w:styleId="169">
+  <w:style w:type="character" w:styleId="870">
     <w:name w:val="Intense Reference"/>
-    <w:basedOn w:val="148"/>
+    <w:basedOn w:val="851"/>
     <w:uiPriority w:val="32"/>
     <w:qFormat/>
     <w:pPr>
@@ -33432,9 +33219,9 @@
       <w:spacing w:val="5"/>
     </w:rPr>
   </w:style>
-  <w:style w:type="paragraph" w:styleId="170">
+  <w:style w:type="paragraph" w:styleId="871">
     <w:name w:val="No Spacing"/>
-    <w:basedOn w:val="684"/>
+    <w:basedOn w:val="903"/>
     <w:uiPriority w:val="1"/>
     <w:qFormat/>
     <w:pPr>
@@ -33443,9 +33230,9 @@
       <w:ind/>
     </w:pPr>
   </w:style>
-  <w:style w:type="character" w:styleId="171">
+  <w:style w:type="character" w:styleId="872">
     <w:name w:val="Subtle Emphasis"/>
-    <w:basedOn w:val="148"/>
+    <w:basedOn w:val="851"/>
     <w:uiPriority w:val="19"/>
     <w:qFormat/>
     <w:pPr>
@@ -33459,9 +33246,9 @@
       <w:color w:val="404040" w:themeColor="text1" w:themeTint="BF"/>
     </w:rPr>
   </w:style>
-  <w:style w:type="character" w:styleId="172">
+  <w:style w:type="character" w:styleId="873">
     <w:name w:val="Emphasis"/>
-    <w:basedOn w:val="148"/>
+    <w:basedOn w:val="851"/>
     <w:uiPriority w:val="20"/>
     <w:qFormat/>
     <w:pPr>
@@ -33474,9 +33261,9 @@
       <w:iCs/>
     </w:rPr>
   </w:style>
-  <w:style w:type="character" w:styleId="173">
+  <w:style w:type="character" w:styleId="874">
     <w:name w:val="Strong"/>
-    <w:basedOn w:val="148"/>
+    <w:basedOn w:val="851"/>
     <w:uiPriority w:val="22"/>
     <w:qFormat/>
     <w:pPr>
@@ -33489,9 +33276,9 @@
       <w:bCs/>
     </w:rPr>
   </w:style>
-  <w:style w:type="character" w:styleId="174">
+  <w:style w:type="character" w:styleId="875">
     <w:name w:val="Subtle Reference"/>
-    <w:basedOn w:val="148"/>
+    <w:basedOn w:val="851"/>
     <w:uiPriority w:val="31"/>
     <w:qFormat/>
     <w:pPr>
@@ -33504,9 +33291,9 @@
       <w:color w:val="5a5a5a" w:themeColor="text1" w:themeTint="A5"/>
     </w:rPr>
   </w:style>
-  <w:style w:type="character" w:styleId="175">
+  <w:style w:type="character" w:styleId="876">
     <w:name w:val="Book Title"/>
-    <w:basedOn w:val="148"/>
+    <w:basedOn w:val="851"/>
     <w:uiPriority w:val="33"/>
     <w:qFormat/>
     <w:pPr>
@@ -33522,10 +33309,10 @@
       <w:spacing w:val="5"/>
     </w:rPr>
   </w:style>
-  <w:style w:type="paragraph" w:styleId="176">
+  <w:style w:type="paragraph" w:styleId="877">
     <w:name w:val="Header"/>
-    <w:basedOn w:val="684"/>
-    <w:link w:val="177"/>
+    <w:basedOn w:val="903"/>
+    <w:link w:val="878"/>
     <w:uiPriority w:val="99"/>
     <w:unhideWhenUsed/>
     <w:pPr>
@@ -33538,10 +33325,10 @@
       <w:ind/>
     </w:pPr>
   </w:style>
-  <w:style w:type="character" w:styleId="177">
+  <w:style w:type="character" w:styleId="878">
     <w:name w:val="Header Char"/>
-    <w:basedOn w:val="148"/>
-    <w:link w:val="176"/>
+    <w:basedOn w:val="851"/>
+    <w:link w:val="877"/>
     <w:uiPriority w:val="99"/>
     <w:pPr>
       <w:pBdr/>
@@ -33549,10 +33336,10 @@
       <w:ind/>
     </w:pPr>
   </w:style>
-  <w:style w:type="paragraph" w:styleId="178">
+  <w:style w:type="paragraph" w:styleId="879">
     <w:name w:val="Footer"/>
-    <w:basedOn w:val="684"/>
-    <w:link w:val="179"/>
+    <w:basedOn w:val="903"/>
+    <w:link w:val="880"/>
     <w:uiPriority w:val="99"/>
     <w:unhideWhenUsed/>
     <w:pPr>
@@ -33565,10 +33352,10 @@
       <w:ind/>
     </w:pPr>
   </w:style>
-  <w:style w:type="character" w:styleId="179">
+  <w:style w:type="character" w:styleId="880">
     <w:name w:val="Footer Char"/>
-    <w:basedOn w:val="148"/>
-    <w:link w:val="178"/>
+    <w:basedOn w:val="851"/>
+    <w:link w:val="879"/>
     <w:uiPriority w:val="99"/>
     <w:pPr>
       <w:pBdr/>
@@ -33576,10 +33363,10 @@
       <w:ind/>
     </w:pPr>
   </w:style>
-  <w:style w:type="paragraph" w:styleId="180">
+  <w:style w:type="paragraph" w:styleId="881">
     <w:name w:val="Caption"/>
-    <w:basedOn w:val="684"/>
-    <w:next w:val="684"/>
+    <w:basedOn w:val="903"/>
+    <w:next w:val="903"/>
     <w:uiPriority w:val="35"/>
     <w:unhideWhenUsed/>
     <w:qFormat/>
@@ -33596,10 +33383,10 @@
       <w:szCs w:val="18"/>
     </w:rPr>
   </w:style>
-  <w:style w:type="paragraph" w:styleId="181">
+  <w:style w:type="paragraph" w:styleId="882">
     <w:name w:val="footnote text"/>
-    <w:basedOn w:val="684"/>
-    <w:link w:val="182"/>
+    <w:basedOn w:val="903"/>
+    <w:link w:val="883"/>
     <w:uiPriority w:val="99"/>
     <w:semiHidden/>
     <w:unhideWhenUsed/>
@@ -33613,10 +33400,10 @@
       <w:szCs w:val="20"/>
     </w:rPr>
   </w:style>
-  <w:style w:type="character" w:styleId="182">
+  <w:style w:type="character" w:styleId="883">
     <w:name w:val="Footnote Text Char"/>
-    <w:basedOn w:val="148"/>
-    <w:link w:val="181"/>
+    <w:basedOn w:val="851"/>
+    <w:link w:val="882"/>
     <w:uiPriority w:val="99"/>
     <w:semiHidden/>
     <w:pPr>
@@ -33629,9 +33416,9 @@
       <w:szCs w:val="20"/>
     </w:rPr>
   </w:style>
-  <w:style w:type="character" w:styleId="183">
+  <w:style w:type="character" w:styleId="884">
     <w:name w:val="footnote reference"/>
-    <w:basedOn w:val="148"/>
+    <w:basedOn w:val="851"/>
     <w:uiPriority w:val="99"/>
     <w:semiHidden/>
     <w:unhideWhenUsed/>
@@ -33644,10 +33431,10 @@
       <w:vertAlign w:val="superscript"/>
     </w:rPr>
   </w:style>
-  <w:style w:type="paragraph" w:styleId="184">
+  <w:style w:type="paragraph" w:styleId="885">
     <w:name w:val="endnote text"/>
-    <w:basedOn w:val="684"/>
-    <w:link w:val="185"/>
+    <w:basedOn w:val="903"/>
+    <w:link w:val="886"/>
     <w:uiPriority w:val="99"/>
     <w:semiHidden/>
     <w:unhideWhenUsed/>
@@ -33661,10 +33448,10 @@
       <w:szCs w:val="20"/>
     </w:rPr>
   </w:style>
-  <w:style w:type="character" w:styleId="185">
+  <w:style w:type="character" w:styleId="886">
     <w:name w:val="Endnote Text Char"/>
-    <w:basedOn w:val="148"/>
-    <w:link w:val="184"/>
+    <w:basedOn w:val="851"/>
+    <w:link w:val="885"/>
     <w:uiPriority w:val="99"/>
     <w:semiHidden/>
     <w:pPr>
@@ -33677,9 +33464,9 @@
       <w:szCs w:val="20"/>
     </w:rPr>
   </w:style>
-  <w:style w:type="character" w:styleId="186">
+  <w:style w:type="character" w:styleId="887">
     <w:name w:val="endnote reference"/>
-    <w:basedOn w:val="148"/>
+    <w:basedOn w:val="851"/>
     <w:uiPriority w:val="99"/>
     <w:semiHidden/>
     <w:unhideWhenUsed/>
@@ -33692,9 +33479,9 @@
       <w:vertAlign w:val="superscript"/>
     </w:rPr>
   </w:style>
-  <w:style w:type="character" w:styleId="187">
+  <w:style w:type="character" w:styleId="888">
     <w:name w:val="Hyperlink"/>
-    <w:basedOn w:val="148"/>
+    <w:basedOn w:val="851"/>
     <w:uiPriority w:val="99"/>
     <w:unhideWhenUsed/>
     <w:pPr>
@@ -33707,9 +33494,9 @@
       <w:u w:val="single"/>
     </w:rPr>
   </w:style>
-  <w:style w:type="character" w:styleId="188">
+  <w:style w:type="character" w:styleId="889">
     <w:name w:val="FollowedHyperlink"/>
-    <w:basedOn w:val="148"/>
+    <w:basedOn w:val="851"/>
     <w:uiPriority w:val="99"/>
     <w:semiHidden/>
     <w:unhideWhenUsed/>
@@ -33723,10 +33510,10 @@
       <w:u w:val="single"/>
     </w:rPr>
   </w:style>
-  <w:style w:type="paragraph" w:styleId="189">
+  <w:style w:type="paragraph" w:styleId="890">
     <w:name w:val="toc 1"/>
-    <w:basedOn w:val="684"/>
-    <w:next w:val="684"/>
+    <w:basedOn w:val="903"/>
+    <w:next w:val="903"/>
     <w:uiPriority w:val="39"/>
     <w:unhideWhenUsed/>
     <w:pPr>
@@ -33735,10 +33522,10 @@
       <w:ind/>
     </w:pPr>
   </w:style>
-  <w:style w:type="paragraph" w:styleId="190">
+  <w:style w:type="paragraph" w:styleId="891">
     <w:name w:val="toc 2"/>
-    <w:basedOn w:val="684"/>
-    <w:next w:val="684"/>
+    <w:basedOn w:val="903"/>
+    <w:next w:val="903"/>
     <w:uiPriority w:val="39"/>
     <w:unhideWhenUsed/>
     <w:pPr>
@@ -33747,10 +33534,10 @@
       <w:ind w:left="220"/>
     </w:pPr>
   </w:style>
-  <w:style w:type="paragraph" w:styleId="191">
+  <w:style w:type="paragraph" w:styleId="892">
     <w:name w:val="toc 3"/>
-    <w:basedOn w:val="684"/>
-    <w:next w:val="684"/>
+    <w:basedOn w:val="903"/>
+    <w:next w:val="903"/>
     <w:uiPriority w:val="39"/>
     <w:unhideWhenUsed/>
     <w:pPr>
@@ -33759,10 +33546,10 @@
       <w:ind w:left="440"/>
     </w:pPr>
   </w:style>
-  <w:style w:type="paragraph" w:styleId="192">
+  <w:style w:type="paragraph" w:styleId="893">
     <w:name w:val="toc 4"/>
-    <w:basedOn w:val="684"/>
-    <w:next w:val="684"/>
+    <w:basedOn w:val="903"/>
+    <w:next w:val="903"/>
     <w:uiPriority w:val="39"/>
     <w:unhideWhenUsed/>
     <w:pPr>
@@ -33771,10 +33558,10 @@
       <w:ind w:left="660"/>
     </w:pPr>
   </w:style>
-  <w:style w:type="paragraph" w:styleId="193">
+  <w:style w:type="paragraph" w:styleId="894">
     <w:name w:val="toc 5"/>
-    <w:basedOn w:val="684"/>
-    <w:next w:val="684"/>
+    <w:basedOn w:val="903"/>
+    <w:next w:val="903"/>
     <w:uiPriority w:val="39"/>
     <w:unhideWhenUsed/>
     <w:pPr>
@@ -33783,10 +33570,10 @@
       <w:ind w:left="880"/>
     </w:pPr>
   </w:style>
-  <w:style w:type="paragraph" w:styleId="194">
+  <w:style w:type="paragraph" w:styleId="895">
     <w:name w:val="toc 6"/>
-    <w:basedOn w:val="684"/>
-    <w:next w:val="684"/>
+    <w:basedOn w:val="903"/>
+    <w:next w:val="903"/>
     <w:uiPriority w:val="39"/>
     <w:unhideWhenUsed/>
     <w:pPr>
@@ -33795,10 +33582,10 @@
       <w:ind w:left="1100"/>
     </w:pPr>
   </w:style>
-  <w:style w:type="paragraph" w:styleId="195">
+  <w:style w:type="paragraph" w:styleId="896">
     <w:name w:val="toc 7"/>
-    <w:basedOn w:val="684"/>
-    <w:next w:val="684"/>
+    <w:basedOn w:val="903"/>
+    <w:next w:val="903"/>
     <w:uiPriority w:val="39"/>
     <w:unhideWhenUsed/>
     <w:pPr>
@@ -33807,10 +33594,10 @@
       <w:ind w:left="1320"/>
     </w:pPr>
   </w:style>
-  <w:style w:type="paragraph" w:styleId="196">
+  <w:style w:type="paragraph" w:styleId="897">
     <w:name w:val="toc 8"/>
-    <w:basedOn w:val="684"/>
-    <w:next w:val="684"/>
+    <w:basedOn w:val="903"/>
+    <w:next w:val="903"/>
     <w:uiPriority w:val="39"/>
     <w:unhideWhenUsed/>
     <w:pPr>
@@ -33819,10 +33606,10 @@
       <w:ind w:left="1540"/>
     </w:pPr>
   </w:style>
-  <w:style w:type="paragraph" w:styleId="197">
+  <w:style w:type="paragraph" w:styleId="898">
     <w:name w:val="toc 9"/>
-    <w:basedOn w:val="684"/>
-    <w:next w:val="684"/>
+    <w:basedOn w:val="903"/>
+    <w:next w:val="903"/>
     <w:uiPriority w:val="39"/>
     <w:unhideWhenUsed/>
     <w:pPr>
@@ -33831,9 +33618,9 @@
       <w:ind w:left="1760"/>
     </w:pPr>
   </w:style>
-  <w:style w:type="character" w:styleId="198">
+  <w:style w:type="character" w:styleId="899">
     <w:name w:val="Placeholder Text"/>
-    <w:basedOn w:val="148"/>
+    <w:basedOn w:val="851"/>
     <w:uiPriority w:val="99"/>
     <w:semiHidden/>
     <w:pPr>
@@ -33845,7 +33632,7 @@
       <w:color w:val="666666"/>
     </w:rPr>
   </w:style>
-  <w:style w:type="paragraph" w:styleId="208">
+  <w:style w:type="paragraph" w:styleId="900">
     <w:name w:val="TOC Heading"/>
     <w:uiPriority w:val="39"/>
     <w:unhideWhenUsed/>
@@ -33855,10 +33642,10 @@
       <w:ind/>
     </w:pPr>
   </w:style>
-  <w:style w:type="paragraph" w:styleId="209">
+  <w:style w:type="paragraph" w:styleId="901">
     <w:name w:val="table of figures"/>
-    <w:basedOn w:val="684"/>
-    <w:next w:val="684"/>
+    <w:basedOn w:val="903"/>
+    <w:next w:val="903"/>
     <w:uiPriority w:val="99"/>
     <w:unhideWhenUsed/>
     <w:pPr>
@@ -33867,7 +33654,7 @@
       <w:ind/>
     </w:pPr>
   </w:style>
-  <w:style w:type="table" w:styleId="683">
+  <w:style w:type="table" w:styleId="902">
     <w:name w:val="TableNormal"/>
     <w:pPr>
       <w:pBdr/>
@@ -34056,7 +33843,7 @@
       </w:tcPr>
     </w:tblStylePr>
   </w:style>
-  <w:style w:type="paragraph" w:styleId="684" w:default="1">
+  <w:style w:type="paragraph" w:styleId="903" w:default="1">
     <w:name w:val="Normal"/>
     <w:pPr>
       <w:pBdr/>
@@ -34064,10 +33851,10 @@
       <w:ind/>
     </w:pPr>
   </w:style>
-  <w:style w:type="paragraph" w:styleId="685">
+  <w:style w:type="paragraph" w:styleId="904">
     <w:name w:val="Heading 1"/>
-    <w:basedOn w:val="684"/>
-    <w:next w:val="684"/>
+    <w:basedOn w:val="903"/>
+    <w:next w:val="903"/>
     <w:pPr>
       <w:keepNext w:val="true"/>
       <w:keepLines w:val="true"/>
@@ -34081,10 +33868,10 @@
       <w:szCs w:val="40"/>
     </w:rPr>
   </w:style>
-  <w:style w:type="paragraph" w:styleId="686">
+  <w:style w:type="paragraph" w:styleId="905">
     <w:name w:val="Heading 2"/>
-    <w:basedOn w:val="684"/>
-    <w:next w:val="684"/>
+    <w:basedOn w:val="903"/>
+    <w:next w:val="903"/>
     <w:pPr>
       <w:keepNext w:val="true"/>
       <w:keepLines w:val="true"/>
@@ -34100,10 +33887,10 @@
       <w:szCs w:val="32"/>
     </w:rPr>
   </w:style>
-  <w:style w:type="paragraph" w:styleId="687">
+  <w:style w:type="paragraph" w:styleId="906">
     <w:name w:val="Heading 3"/>
-    <w:basedOn w:val="684"/>
-    <w:next w:val="684"/>
+    <w:basedOn w:val="903"/>
+    <w:next w:val="903"/>
     <w:pPr>
       <w:keepNext w:val="true"/>
       <w:keepLines w:val="true"/>
@@ -34120,10 +33907,10 @@
       <w:szCs w:val="28"/>
     </w:rPr>
   </w:style>
-  <w:style w:type="paragraph" w:styleId="688">
+  <w:style w:type="paragraph" w:styleId="907">
     <w:name w:val="Heading 4"/>
-    <w:basedOn w:val="684"/>
-    <w:next w:val="684"/>
+    <w:basedOn w:val="903"/>
+    <w:next w:val="903"/>
     <w:pPr>
       <w:keepNext w:val="true"/>
       <w:keepLines w:val="true"/>
@@ -34138,10 +33925,10 @@
       <w:szCs w:val="24"/>
     </w:rPr>
   </w:style>
-  <w:style w:type="paragraph" w:styleId="689">
+  <w:style w:type="paragraph" w:styleId="908">
     <w:name w:val="Heading 5"/>
-    <w:basedOn w:val="684"/>
-    <w:next w:val="684"/>
+    <w:basedOn w:val="903"/>
+    <w:next w:val="903"/>
     <w:pPr>
       <w:keepNext w:val="true"/>
       <w:keepLines w:val="true"/>
@@ -34156,10 +33943,10 @@
       <w:szCs w:val="22"/>
     </w:rPr>
   </w:style>
-  <w:style w:type="paragraph" w:styleId="690">
+  <w:style w:type="paragraph" w:styleId="909">
     <w:name w:val="Heading 6"/>
-    <w:basedOn w:val="684"/>
-    <w:next w:val="684"/>
+    <w:basedOn w:val="903"/>
+    <w:next w:val="903"/>
     <w:pPr>
       <w:keepNext w:val="true"/>
       <w:keepLines w:val="true"/>
@@ -34176,10 +33963,10 @@
       <w:szCs w:val="22"/>
     </w:rPr>
   </w:style>
-  <w:style w:type="paragraph" w:styleId="691">
+  <w:style w:type="paragraph" w:styleId="910">
     <w:name w:val="Title"/>
-    <w:basedOn w:val="684"/>
-    <w:next w:val="684"/>
+    <w:basedOn w:val="903"/>
+    <w:next w:val="903"/>
     <w:pPr>
       <w:keepNext w:val="true"/>
       <w:keepLines w:val="true"/>
@@ -34193,10 +33980,10 @@
       <w:szCs w:val="52"/>
     </w:rPr>
   </w:style>
-  <w:style w:type="paragraph" w:styleId="692">
+  <w:style w:type="paragraph" w:styleId="911">
     <w:name w:val="Subtitle"/>
-    <w:basedOn w:val="684"/>
-    <w:next w:val="684"/>
+    <w:basedOn w:val="903"/>
+    <w:next w:val="903"/>
     <w:pPr>
       <w:keepNext w:val="true"/>
       <w:keepLines w:val="true"/>
@@ -34214,9 +34001,9 @@
       <w:szCs w:val="30"/>
     </w:rPr>
   </w:style>
-  <w:style w:type="table" w:styleId="693">
+  <w:style w:type="table" w:styleId="912">
     <w:name w:val="StGen0"/>
-    <w:basedOn w:val="683"/>
+    <w:basedOn w:val="902"/>
     <w:pPr>
       <w:pBdr/>
       <w:spacing/>
@@ -34400,9 +34187,9 @@
       </w:tcPr>
     </w:tblStylePr>
   </w:style>
-  <w:style w:type="table" w:styleId="694">
+  <w:style w:type="table" w:styleId="913">
     <w:name w:val="StGen1"/>
-    <w:basedOn w:val="683"/>
+    <w:basedOn w:val="902"/>
     <w:pPr>
       <w:pBdr/>
       <w:spacing/>
@@ -34586,9 +34373,9 @@
       </w:tcPr>
     </w:tblStylePr>
   </w:style>
-  <w:style w:type="table" w:styleId="695">
+  <w:style w:type="table" w:styleId="914">
     <w:name w:val="StGen2"/>
-    <w:basedOn w:val="683"/>
+    <w:basedOn w:val="902"/>
     <w:pPr>
       <w:pBdr/>
       <w:spacing/>
